--- a/00-首页/题组Word/专项卷/二分册/专项卷III-学生版.docx
+++ b/00-首页/题组Word/专项卷/二分册/专项卷III-学生版.docx
@@ -1905,15 +1905,42 @@
         <w:rPr>
           <w:rFonts w:ascii="Times New Roman" w:hAnsi="Times New Roman" w:eastAsia="Times New Roman" w:cs="Times New Roman"/>
         </w:rPr>
-        <w:t xml:space="preserve"> LiCoO</w:t>
-      </w:r>
-      <w:r>
-        <w:rPr>
-          <w:rFonts w:ascii="Times New Roman" w:hAnsi="Times New Roman" w:eastAsia="Times New Roman" w:cs="Times New Roman"/>
-          <w:vertAlign w:val="subscript"/>
-        </w:rPr>
-        <w:t>2</w:t>
-      </w:r>
+        <w:t xml:space="preserve"> </w:t>
+      </w:r>
+      <m:oMath>
+        <m:oMathPr>
+          <m:ctrlPr>
+            <w:rPr>
+              <w:sz w:val="28"/>
+              <w:szCs w:val="28"/>
+            </w:rPr>
+          </m:ctrlPr>
+        </m:oMathPr>
+        <m:r>
+          <m:t>L</m:t>
+        </m:r>
+        <m:r>
+          <m:t>i</m:t>
+        </m:r>
+        <m:r>
+          <m:t>C</m:t>
+        </m:r>
+        <m:r>
+          <m:t>o</m:t>
+        </m:r>
+        <m:sSub>
+          <m:e>
+            <m:r>
+              <m:t>O</m:t>
+            </m:r>
+          </m:e>
+          <m:sub>
+            <m:r>
+              <m:t>2</m:t>
+            </m:r>
+          </m:sub>
+        </m:sSub>
+      </m:oMath>
       <w:r>
         <w:rPr>
           <w:rFonts w:ascii="Times New Roman" w:hAnsi="Times New Roman" w:eastAsia="Times New Roman" w:cs="Times New Roman"/>
@@ -1942,15 +1969,28 @@
         <w:rPr>
           <w:rFonts w:hint="eastAsia" w:ascii="Times New Roman" w:hAnsi="Times New Roman" w:eastAsia="Times New Roman" w:cs="Times New Roman"/>
         </w:rPr>
-        <w:t>，Li</w:t>
-      </w:r>
-      <w:r>
-        <w:rPr>
-          <w:rFonts w:hint="eastAsia" w:ascii="Times New Roman" w:hAnsi="Times New Roman" w:eastAsia="Times New Roman" w:cs="Times New Roman"/>
-          <w:vertAlign w:val="superscript"/>
-        </w:rPr>
-        <w:t>+</w:t>
-      </w:r>
+        <w:t>，</w:t>
+      </w:r>
+      <m:oMath>
+        <m:r>
+          <m:t>L</m:t>
+        </m:r>
+        <m:sSup>
+          <m:e>
+            <m:r>
+              <m:t>i</m:t>
+            </m:r>
+          </m:e>
+          <m:sup>
+            <m:r>
+              <m:rPr>
+                <m:sty m:val="p"/>
+              </m:rPr>
+              <m:t>+</m:t>
+            </m:r>
+          </m:sup>
+        </m:sSup>
+      </m:oMath>
       <w:r>
         <w:rPr>
           <w:rFonts w:ascii="Times New Roman" w:hAnsi="Times New Roman" w:eastAsia="Times New Roman" w:cs="Times New Roman"/>
@@ -2024,15 +2064,28 @@
         <w:rPr>
           <w:rFonts w:ascii="Times New Roman" w:hAnsi="Times New Roman" w:eastAsia="Times New Roman" w:cs="Times New Roman"/>
         </w:rPr>
-        <w:t xml:space="preserve"> LiC</w:t>
-      </w:r>
-      <w:r>
-        <w:rPr>
-          <w:rFonts w:ascii="Times New Roman" w:hAnsi="Times New Roman" w:eastAsia="Times New Roman" w:cs="Times New Roman"/>
-          <w:vertAlign w:val="subscript"/>
-        </w:rPr>
-        <w:t>6</w:t>
-      </w:r>
+        <w:t xml:space="preserve"> </w:t>
+      </w:r>
+      <m:oMath>
+        <m:r>
+          <m:t>L</m:t>
+        </m:r>
+        <m:r>
+          <m:t>i</m:t>
+        </m:r>
+        <m:sSub>
+          <m:e>
+            <m:r>
+              <m:t>C</m:t>
+            </m:r>
+          </m:e>
+          <m:sub>
+            <m:r>
+              <m:t>6</m:t>
+            </m:r>
+          </m:sub>
+        </m:sSub>
+      </m:oMath>
       <w:r>
         <w:rPr>
           <w:rFonts w:ascii="Times New Roman" w:hAnsi="Times New Roman" w:eastAsia="Times New Roman" w:cs="Times New Roman"/>
@@ -2056,113 +2109,6 @@
           <w:rFonts w:hint="eastAsia" w:ascii="Times New Roman" w:hAnsi="Times New Roman" w:eastAsia="FangSong" w:cs="Times New Roman"/>
         </w:rPr>
         <w:t>电池反应为</w:t>
-      </w:r>
-      <w:r>
-        <w:rPr>
-          <w:rFonts w:ascii="Times New Roman" w:hAnsi="Times New Roman" w:eastAsia="Times New Roman" w:cs="Times New Roman"/>
-        </w:rPr>
-        <w:t xml:space="preserve"> </w:t>
-      </w:r>
-      <w:r>
-        <w:rPr>
-          <w:rFonts w:ascii="Times New Roman" w:hAnsi="Times New Roman" w:eastAsia="Times New Roman" w:cs="Times New Roman"/>
-        </w:rPr>
-        <w:t xml:space="preserve">$LiCoO_2 + C_6 \ </w:t>
-      </w:r>
-      <w:r>
-        <w:rPr>
-          <w:rFonts w:hint="eastAsia" w:ascii="Times New Roman" w:hAnsi="Times New Roman" w:eastAsia="Times New Roman" w:cs="Times New Roman"/>
-        </w:rPr>
-        <w:t>stackrel{\text{</w:t>
-      </w:r>
-      <w:r>
-        <w:rPr>
-          <w:rFonts w:hint="eastAsia" w:ascii="Times New Roman" w:hAnsi="Times New Roman" w:eastAsia="FangSong" w:cs="Times New Roman"/>
-        </w:rPr>
-        <w:t>充电</w:t>
-      </w:r>
-      <w:r>
-        <w:rPr>
-          <w:rFonts w:hint="eastAsia" w:ascii="Times New Roman" w:hAnsi="Times New Roman" w:eastAsia="Times New Roman" w:cs="Times New Roman"/>
-        </w:rPr>
-        <w:t>}}{\longrightleftharpoons\text{</w:t>
-      </w:r>
-      <w:r>
-        <w:rPr>
-          <w:rFonts w:hint="eastAsia" w:ascii="Times New Roman" w:hAnsi="Times New Roman" w:eastAsia="FangSong" w:cs="Times New Roman"/>
-        </w:rPr>
-        <w:t>放电</w:t>
-      </w:r>
-      <w:r>
-        <w:rPr>
-          <w:rFonts w:hint="eastAsia" w:ascii="Times New Roman" w:hAnsi="Times New Roman" w:eastAsia="Times New Roman" w:cs="Times New Roman"/>
-        </w:rPr>
-        <w:t>}}</w:t>
-      </w:r>
-      <w:r>
-        <w:rPr>
-          <w:rFonts w:ascii="Times New Roman" w:hAnsi="Times New Roman" w:eastAsia="Times New Roman" w:cs="Times New Roman"/>
-        </w:rPr>
-        <w:t xml:space="preserve">  CoO_2 + LiC_6$</w:t>
-      </w:r>
-      <w:r>
-        <w:rPr>
-          <w:rFonts w:hint="eastAsia" w:ascii="Times New Roman" w:hAnsi="Times New Roman" w:eastAsia="Times New Roman" w:cs="Times New Roman"/>
-        </w:rPr>
-        <w:t>，</w:t>
-      </w:r>
-      <w:r>
-        <w:rPr>
-          <w:rFonts w:hint="eastAsia" w:ascii="Times New Roman" w:hAnsi="Times New Roman" w:eastAsia="FangSong" w:cs="Times New Roman"/>
-        </w:rPr>
-        <w:t>下列说法正确的是</w:t>
-      </w:r>
-      <w:r>
-        <w:rPr>
-          <w:rFonts w:hint="eastAsia" w:ascii="Times New Roman" w:hAnsi="Times New Roman" w:eastAsia="Times New Roman" w:cs="Times New Roman"/>
-        </w:rPr>
-        <w:t>（</w:t>
-      </w:r>
-      <w:r>
-        <w:rPr>
-          <w:rFonts w:ascii="Times New Roman" w:hAnsi="Times New Roman" w:eastAsia="Times New Roman" w:cs="Times New Roman"/>
-        </w:rPr>
-        <w:t xml:space="preserve"> </w:t>
-      </w:r>
-      <w:r>
-        <w:rPr>
-          <w:rFonts w:hint="eastAsia" w:ascii="Times New Roman" w:hAnsi="Times New Roman" w:eastAsia="Times New Roman" w:cs="Times New Roman"/>
-        </w:rPr>
-        <w:t xml:space="preserve">）。</w:t>
-      </w:r>
-    </w:p>
-    <w:p>
-      <w:pPr>
-        <w:pStyle w:val="BodyText"/>
-      </w:pPr>
-      <w:r>
-        <w:rPr>
-          <w:rFonts w:ascii="Times New Roman" w:hAnsi="Times New Roman" w:eastAsia="Times New Roman" w:cs="Times New Roman"/>
-        </w:rPr>
-        <w:t xml:space="preserve">A. </w:t>
-      </w:r>
-      <w:r>
-        <w:rPr>
-          <w:rFonts w:hint="eastAsia" w:ascii="Times New Roman" w:hAnsi="Times New Roman" w:eastAsia="FangSong" w:cs="Times New Roman"/>
-        </w:rPr>
-        <w:t>充电时</w:t>
-      </w:r>
-      <w:r>
-        <w:rPr>
-          <w:rFonts w:hint="eastAsia" w:ascii="Times New Roman" w:hAnsi="Times New Roman" w:eastAsia="Times New Roman" w:cs="Times New Roman"/>
-        </w:rPr>
-        <w:t>，</w:t>
-      </w:r>
-      <w:r>
-        <w:rPr>
-          <w:rFonts w:hint="eastAsia" w:ascii="Times New Roman" w:hAnsi="Times New Roman" w:eastAsia="FangSong" w:cs="Times New Roman"/>
-        </w:rPr>
-        <w:t>电池的负极反应为</w:t>
       </w:r>
       <w:r>
         <w:rPr>
@@ -2180,32 +2126,26 @@
           </m:ctrlPr>
         </m:oMathPr>
         <m:r>
-          <m:rPr>
-            <m:sty m:val="p"/>
-          </m:rPr>
           <m:t>L</m:t>
         </m:r>
         <m:r>
-          <m:rPr>
-            <m:sty m:val="p"/>
-          </m:rPr>
           <m:t>i</m:t>
+        </m:r>
+        <m:r>
+          <m:t>C</m:t>
+        </m:r>
+        <m:r>
+          <m:t>o</m:t>
         </m:r>
         <m:sSub>
           <m:e>
             <m:r>
-              <m:rPr>
-                <m:sty m:val="p"/>
-              </m:rPr>
-              <m:t>C</m:t>
+              <m:t>O</m:t>
             </m:r>
           </m:e>
           <m:sub>
             <m:r>
-              <m:rPr>
-                <m:sty m:val="p"/>
-              </m:rPr>
-              <m:t>6</m:t>
+              <m:t>2</m:t>
             </m:r>
           </m:sub>
         </m:sSub>
@@ -2213,78 +2153,140 @@
           <m:rPr>
             <m:sty m:val="p"/>
           </m:rPr>
-          <m:t>−</m:t>
-        </m:r>
-        <m:sSup>
-          <m:e>
-            <m:r>
-              <m:t>e</m:t>
-            </m:r>
-          </m:e>
-          <m:sup>
-            <m:r>
-              <m:rPr>
-                <m:sty m:val="p"/>
-              </m:rPr>
-              <m:t>−</m:t>
-            </m:r>
-          </m:sup>
-        </m:sSup>
-        <m:r>
-          <m:rPr>
-            <m:sty m:val="p"/>
-          </m:rPr>
-          <m:t>→</m:t>
-        </m:r>
-        <m:sSup>
-          <m:e>
-            <m:r>
-              <m:rPr>
-                <m:sty m:val="p"/>
-              </m:rPr>
-              <m:t>L</m:t>
-            </m:r>
-            <m:r>
-              <m:rPr>
-                <m:sty m:val="p"/>
-              </m:rPr>
-              <m:t>i</m:t>
-            </m:r>
-          </m:e>
-          <m:sup>
-            <m:r>
-              <m:rPr>
-                <m:sty m:val="p"/>
-              </m:rPr>
-              <m:t>+</m:t>
-            </m:r>
-          </m:sup>
-        </m:sSup>
-        <m:r>
-          <m:rPr>
-            <m:sty m:val="p"/>
-          </m:rPr>
           <m:t>+</m:t>
         </m:r>
         <m:sSub>
           <m:e>
             <m:r>
-              <m:rPr>
-                <m:sty m:val="p"/>
-              </m:rPr>
               <m:t>C</m:t>
             </m:r>
           </m:e>
           <m:sub>
             <m:r>
-              <m:rPr>
-                <m:sty m:val="p"/>
-              </m:rPr>
+              <m:t>6</m:t>
+            </m:r>
+          </m:sub>
+        </m:sSub>
+        <m:r>
+          <m:t> </m:t>
+        </m:r>
+        <m:r>
+          <m:t>s</m:t>
+        </m:r>
+        <m:r>
+          <m:t>t</m:t>
+        </m:r>
+        <m:r>
+          <m:t>a</m:t>
+        </m:r>
+        <m:r>
+          <m:t>c</m:t>
+        </m:r>
+        <m:r>
+          <m:t>k</m:t>
+        </m:r>
+        <m:r>
+          <m:t>r</m:t>
+        </m:r>
+        <m:r>
+          <m:t>e</m:t>
+        </m:r>
+        <m:r>
+          <m:t>l</m:t>
+        </m:r>
+        <m:r>
+          <m:rPr>
+            <m:nor/>
+            <m:sty m:val="p"/>
+          </m:rPr>
+          <m:t>充电</m:t>
+        </m:r>
+        <m:r>
+          <m:rPr>
+            <m:sty m:val="p"/>
+          </m:rPr>
+          <m:t>⇌</m:t>
+        </m:r>
+        <m:r>
+          <m:rPr>
+            <m:nor/>
+            <m:sty m:val="p"/>
+          </m:rPr>
+          <m:t>放电</m:t>
+        </m:r>
+        <m:r>
+          <m:t>C</m:t>
+        </m:r>
+        <m:r>
+          <m:t>o</m:t>
+        </m:r>
+        <m:sSub>
+          <m:e>
+            <m:r>
+              <m:t>O</m:t>
+            </m:r>
+          </m:e>
+          <m:sub>
+            <m:r>
+              <m:t>2</m:t>
+            </m:r>
+          </m:sub>
+        </m:sSub>
+        <m:r>
+          <m:rPr>
+            <m:sty m:val="p"/>
+          </m:rPr>
+          <m:t>+</m:t>
+        </m:r>
+        <m:r>
+          <m:t>L</m:t>
+        </m:r>
+        <m:r>
+          <m:t>i</m:t>
+        </m:r>
+        <m:sSub>
+          <m:e>
+            <m:r>
+              <m:t>C</m:t>
+            </m:r>
+          </m:e>
+          <m:sub>
+            <m:r>
               <m:t>6</m:t>
             </m:r>
           </m:sub>
         </m:sSub>
       </m:oMath>
+      <w:r>
+        <w:rPr>
+          <w:rFonts w:hint="eastAsia" w:ascii="Times New Roman" w:hAnsi="Times New Roman" w:eastAsia="Times New Roman" w:cs="Times New Roman"/>
+        </w:rPr>
+        <w:t>，</w:t>
+      </w:r>
+      <w:r>
+        <w:rPr>
+          <w:rFonts w:hint="eastAsia" w:ascii="Times New Roman" w:hAnsi="Times New Roman" w:eastAsia="FangSong" w:cs="Times New Roman"/>
+        </w:rPr>
+        <w:t>下列说法正确的是</w:t>
+      </w:r>
+      <w:r>
+        <w:rPr>
+          <w:rFonts w:hint="eastAsia" w:ascii="Times New Roman" w:hAnsi="Times New Roman" w:eastAsia="Times New Roman" w:cs="Times New Roman"/>
+        </w:rPr>
+        <w:t>（</w:t>
+      </w:r>
+      <w:r>
+        <w:rPr>
+          <w:rFonts w:ascii="Times New Roman" w:hAnsi="Times New Roman" w:eastAsia="Times New Roman" w:cs="Times New Roman"/>
+        </w:rPr>
+        <w:t xml:space="preserve"> </w:t>
+      </w:r>
+      <w:r>
+        <w:rPr>
+          <w:rFonts w:hint="eastAsia" w:ascii="Times New Roman" w:hAnsi="Times New Roman" w:eastAsia="Times New Roman" w:cs="Times New Roman"/>
+        </w:rPr>
+        <w:t xml:space="preserve">）。</w:t>
+      </w:r>
     </w:p>
     <w:p>
       <w:pPr>
@@ -2294,13 +2296,13 @@
         <w:rPr>
           <w:rFonts w:ascii="Times New Roman" w:hAnsi="Times New Roman" w:eastAsia="Times New Roman" w:cs="Times New Roman"/>
         </w:rPr>
-        <w:t xml:space="preserve">B. </w:t>
-      </w:r>
-      <w:r>
-        <w:rPr>
-          <w:rFonts w:hint="eastAsia" w:ascii="Times New Roman" w:hAnsi="Times New Roman" w:eastAsia="FangSong" w:cs="Times New Roman"/>
-        </w:rPr>
-        <w:t>放电时</w:t>
+        <w:t xml:space="preserve">A. </w:t>
+      </w:r>
+      <w:r>
+        <w:rPr>
+          <w:rFonts w:hint="eastAsia" w:ascii="Times New Roman" w:hAnsi="Times New Roman" w:eastAsia="FangSong" w:cs="Times New Roman"/>
+        </w:rPr>
+        <w:t>充电时</w:t>
       </w:r>
       <w:r>
         <w:rPr>
@@ -2312,7 +2314,7 @@
         <w:rPr>
           <w:rFonts w:hint="eastAsia" w:ascii="Times New Roman" w:hAnsi="Times New Roman" w:eastAsia="FangSong" w:cs="Times New Roman"/>
         </w:rPr>
-        <w:t>电池的正极反应为</w:t>
+        <w:t>电池的负极反应为</w:t>
       </w:r>
       <w:r>
         <w:rPr>
@@ -2333,13 +2335,13 @@
           <m:rPr>
             <m:sty m:val="p"/>
           </m:rPr>
-          <m:t>C</m:t>
-        </m:r>
-        <m:r>
-          <m:rPr>
-            <m:sty m:val="p"/>
-          </m:rPr>
-          <m:t>o</m:t>
+          <m:t>L</m:t>
+        </m:r>
+        <m:r>
+          <m:rPr>
+            <m:sty m:val="p"/>
+          </m:rPr>
+          <m:t>i</m:t>
         </m:r>
         <m:sSub>
           <m:e>
@@ -2347,7 +2349,7 @@
               <m:rPr>
                 <m:sty m:val="p"/>
               </m:rPr>
-              <m:t>O</m:t>
+              <m:t>C</m:t>
             </m:r>
           </m:e>
           <m:sub>
@@ -2355,7 +2357,7 @@
               <m:rPr>
                 <m:sty m:val="p"/>
               </m:rPr>
-              <m:t>2</m:t>
+              <m:t>6</m:t>
             </m:r>
           </m:sub>
         </m:sSub>
@@ -2363,21 +2365,12 @@
           <m:rPr>
             <m:sty m:val="p"/>
           </m:rPr>
-          <m:t>+</m:t>
+          <m:t>−</m:t>
         </m:r>
         <m:sSup>
           <m:e>
             <m:r>
-              <m:rPr>
-                <m:sty m:val="p"/>
-              </m:rPr>
-              <m:t>L</m:t>
-            </m:r>
-            <m:r>
-              <m:rPr>
-                <m:sty m:val="p"/>
-              </m:rPr>
-              <m:t>i</m:t>
+              <m:t>e</m:t>
             </m:r>
           </m:e>
           <m:sup>
@@ -2385,7 +2378,7 @@
               <m:rPr>
                 <m:sty m:val="p"/>
               </m:rPr>
-              <m:t>+</m:t>
+              <m:t>−</m:t>
             </m:r>
           </m:sup>
         </m:sSup>
@@ -2393,12 +2386,21 @@
           <m:rPr>
             <m:sty m:val="p"/>
           </m:rPr>
-          <m:t>+</m:t>
+          <m:t>→</m:t>
         </m:r>
         <m:sSup>
           <m:e>
             <m:r>
-              <m:t>e</m:t>
+              <m:rPr>
+                <m:sty m:val="p"/>
+              </m:rPr>
+              <m:t>L</m:t>
+            </m:r>
+            <m:r>
+              <m:rPr>
+                <m:sty m:val="p"/>
+              </m:rPr>
+              <m:t>i</m:t>
             </m:r>
           </m:e>
           <m:sup>
@@ -2406,7 +2408,7 @@
               <m:rPr>
                 <m:sty m:val="p"/>
               </m:rPr>
-              <m:t>−</m:t>
+              <m:t>+</m:t>
             </m:r>
           </m:sup>
         </m:sSup>
@@ -2414,31 +2416,7 @@
           <m:rPr>
             <m:sty m:val="p"/>
           </m:rPr>
-          <m:t>→</m:t>
-        </m:r>
-        <m:r>
-          <m:rPr>
-            <m:sty m:val="p"/>
-          </m:rPr>
-          <m:t>L</m:t>
-        </m:r>
-        <m:r>
-          <m:rPr>
-            <m:sty m:val="p"/>
-          </m:rPr>
-          <m:t>i</m:t>
-        </m:r>
-        <m:r>
-          <m:rPr>
-            <m:sty m:val="p"/>
-          </m:rPr>
-          <m:t>C</m:t>
-        </m:r>
-        <m:r>
-          <m:rPr>
-            <m:sty m:val="p"/>
-          </m:rPr>
-          <m:t>o</m:t>
+          <m:t>+</m:t>
         </m:r>
         <m:sSub>
           <m:e>
@@ -2446,7 +2424,7 @@
               <m:rPr>
                 <m:sty m:val="p"/>
               </m:rPr>
-              <m:t>O</m:t>
+              <m:t>C</m:t>
             </m:r>
           </m:e>
           <m:sub>
@@ -2454,7 +2432,7 @@
               <m:rPr>
                 <m:sty m:val="p"/>
               </m:rPr>
-              <m:t>2</m:t>
+              <m:t>6</m:t>
             </m:r>
           </m:sub>
         </m:sSub>
@@ -2468,6 +2446,180 @@
         <w:rPr>
           <w:rFonts w:ascii="Times New Roman" w:hAnsi="Times New Roman" w:eastAsia="Times New Roman" w:cs="Times New Roman"/>
         </w:rPr>
+        <w:t xml:space="preserve">B. </w:t>
+      </w:r>
+      <w:r>
+        <w:rPr>
+          <w:rFonts w:hint="eastAsia" w:ascii="Times New Roman" w:hAnsi="Times New Roman" w:eastAsia="FangSong" w:cs="Times New Roman"/>
+        </w:rPr>
+        <w:t>放电时</w:t>
+      </w:r>
+      <w:r>
+        <w:rPr>
+          <w:rFonts w:hint="eastAsia" w:ascii="Times New Roman" w:hAnsi="Times New Roman" w:eastAsia="Times New Roman" w:cs="Times New Roman"/>
+        </w:rPr>
+        <w:t>，</w:t>
+      </w:r>
+      <w:r>
+        <w:rPr>
+          <w:rFonts w:hint="eastAsia" w:ascii="Times New Roman" w:hAnsi="Times New Roman" w:eastAsia="FangSong" w:cs="Times New Roman"/>
+        </w:rPr>
+        <w:t>电池的正极反应为</w:t>
+      </w:r>
+      <w:r>
+        <w:rPr>
+          <w:rFonts w:ascii="Times New Roman" w:hAnsi="Times New Roman" w:eastAsia="Times New Roman" w:cs="Times New Roman"/>
+        </w:rPr>
+        <w:t xml:space="preserve"> </w:t>
+      </w:r>
+      <m:oMath>
+        <m:oMathPr>
+          <m:ctrlPr>
+            <w:rPr>
+              <w:sz w:val="28"/>
+              <w:szCs w:val="28"/>
+            </w:rPr>
+          </m:ctrlPr>
+        </m:oMathPr>
+        <m:r>
+          <m:rPr>
+            <m:sty m:val="p"/>
+          </m:rPr>
+          <m:t>C</m:t>
+        </m:r>
+        <m:r>
+          <m:rPr>
+            <m:sty m:val="p"/>
+          </m:rPr>
+          <m:t>o</m:t>
+        </m:r>
+        <m:sSub>
+          <m:e>
+            <m:r>
+              <m:rPr>
+                <m:sty m:val="p"/>
+              </m:rPr>
+              <m:t>O</m:t>
+            </m:r>
+          </m:e>
+          <m:sub>
+            <m:r>
+              <m:rPr>
+                <m:sty m:val="p"/>
+              </m:rPr>
+              <m:t>2</m:t>
+            </m:r>
+          </m:sub>
+        </m:sSub>
+        <m:r>
+          <m:rPr>
+            <m:sty m:val="p"/>
+          </m:rPr>
+          <m:t>+</m:t>
+        </m:r>
+        <m:sSup>
+          <m:e>
+            <m:r>
+              <m:rPr>
+                <m:sty m:val="p"/>
+              </m:rPr>
+              <m:t>L</m:t>
+            </m:r>
+            <m:r>
+              <m:rPr>
+                <m:sty m:val="p"/>
+              </m:rPr>
+              <m:t>i</m:t>
+            </m:r>
+          </m:e>
+          <m:sup>
+            <m:r>
+              <m:rPr>
+                <m:sty m:val="p"/>
+              </m:rPr>
+              <m:t>+</m:t>
+            </m:r>
+          </m:sup>
+        </m:sSup>
+        <m:r>
+          <m:rPr>
+            <m:sty m:val="p"/>
+          </m:rPr>
+          <m:t>+</m:t>
+        </m:r>
+        <m:sSup>
+          <m:e>
+            <m:r>
+              <m:t>e</m:t>
+            </m:r>
+          </m:e>
+          <m:sup>
+            <m:r>
+              <m:rPr>
+                <m:sty m:val="p"/>
+              </m:rPr>
+              <m:t>−</m:t>
+            </m:r>
+          </m:sup>
+        </m:sSup>
+        <m:r>
+          <m:rPr>
+            <m:sty m:val="p"/>
+          </m:rPr>
+          <m:t>→</m:t>
+        </m:r>
+        <m:r>
+          <m:rPr>
+            <m:sty m:val="p"/>
+          </m:rPr>
+          <m:t>L</m:t>
+        </m:r>
+        <m:r>
+          <m:rPr>
+            <m:sty m:val="p"/>
+          </m:rPr>
+          <m:t>i</m:t>
+        </m:r>
+        <m:r>
+          <m:rPr>
+            <m:sty m:val="p"/>
+          </m:rPr>
+          <m:t>C</m:t>
+        </m:r>
+        <m:r>
+          <m:rPr>
+            <m:sty m:val="p"/>
+          </m:rPr>
+          <m:t>o</m:t>
+        </m:r>
+        <m:sSub>
+          <m:e>
+            <m:r>
+              <m:rPr>
+                <m:sty m:val="p"/>
+              </m:rPr>
+              <m:t>O</m:t>
+            </m:r>
+          </m:e>
+          <m:sub>
+            <m:r>
+              <m:rPr>
+                <m:sty m:val="p"/>
+              </m:rPr>
+              <m:t>2</m:t>
+            </m:r>
+          </m:sub>
+        </m:sSub>
+      </m:oMath>
+    </w:p>
+    <w:p>
+      <w:pPr>
+        <w:pStyle w:val="BodyText"/>
+      </w:pPr>
+      <w:r>
+        <w:rPr>
+          <w:rFonts w:ascii="Times New Roman" w:hAnsi="Times New Roman" w:eastAsia="Times New Roman" w:cs="Times New Roman"/>
+        </w:rPr>
         <w:t xml:space="preserve">C. </w:t>
       </w:r>
       <w:r>
@@ -2641,15 +2793,31 @@
         <w:rPr>
           <w:rFonts w:hint="eastAsia" w:ascii="Times New Roman" w:hAnsi="Times New Roman" w:eastAsia="Times New Roman" w:cs="Times New Roman"/>
         </w:rPr>
-        <w:t>，BaSO</w:t>
-      </w:r>
-      <w:r>
-        <w:rPr>
-          <w:rFonts w:hint="eastAsia" w:ascii="Times New Roman" w:hAnsi="Times New Roman" w:eastAsia="Times New Roman" w:cs="Times New Roman"/>
-          <w:vertAlign w:val="subscript"/>
-        </w:rPr>
-        <w:t>4</w:t>
-      </w:r>
+        <w:t>，</w:t>
+      </w:r>
+      <m:oMath>
+        <m:r>
+          <m:t>B</m:t>
+        </m:r>
+        <m:r>
+          <m:t>a</m:t>
+        </m:r>
+        <m:r>
+          <m:t>S</m:t>
+        </m:r>
+        <m:sSub>
+          <m:e>
+            <m:r>
+              <m:t>O</m:t>
+            </m:r>
+          </m:e>
+          <m:sub>
+            <m:r>
+              <m:t>4</m:t>
+            </m:r>
+          </m:sub>
+        </m:sSub>
+      </m:oMath>
       <w:r>
         <w:rPr>
           <w:rFonts w:ascii="Times New Roman" w:hAnsi="Times New Roman" w:eastAsia="Times New Roman" w:cs="Times New Roman"/>
@@ -3161,15 +3329,31 @@
         <w:rPr>
           <w:rFonts w:ascii="Times New Roman" w:hAnsi="Times New Roman" w:eastAsia="Times New Roman" w:cs="Times New Roman"/>
         </w:rPr>
-        <w:t xml:space="preserve"> BaSO</w:t>
-      </w:r>
-      <w:r>
-        <w:rPr>
-          <w:rFonts w:ascii="Times New Roman" w:hAnsi="Times New Roman" w:eastAsia="Times New Roman" w:cs="Times New Roman"/>
-          <w:vertAlign w:val="subscript"/>
-        </w:rPr>
-        <w:t>4</w:t>
-      </w:r>
+        <w:t xml:space="preserve"> </w:t>
+      </w:r>
+      <m:oMath>
+        <m:r>
+          <m:t>B</m:t>
+        </m:r>
+        <m:r>
+          <m:t>a</m:t>
+        </m:r>
+        <m:r>
+          <m:t>S</m:t>
+        </m:r>
+        <m:sSub>
+          <m:e>
+            <m:r>
+              <m:t>O</m:t>
+            </m:r>
+          </m:e>
+          <m:sub>
+            <m:r>
+              <m:t>4</m:t>
+            </m:r>
+          </m:sub>
+        </m:sSub>
+      </m:oMath>
       <w:r>
         <w:rPr>
           <w:rFonts w:ascii="Times New Roman" w:hAnsi="Times New Roman" w:eastAsia="Times New Roman" w:cs="Times New Roman"/>
@@ -4316,15 +4500,25 @@
         <w:rPr>
           <w:rFonts w:hint="eastAsia" w:ascii="Times New Roman" w:hAnsi="Times New Roman" w:eastAsia="Times New Roman" w:cs="Times New Roman"/>
         </w:rPr>
-        <w:t>20.0%，NH</w:t>
-      </w:r>
-      <w:r>
-        <w:rPr>
-          <w:rFonts w:hint="eastAsia" w:ascii="Times New Roman" w:hAnsi="Times New Roman" w:eastAsia="Times New Roman" w:cs="Times New Roman"/>
-          <w:vertAlign w:val="subscript"/>
-        </w:rPr>
-        <w:t>3</w:t>
-      </w:r>
+        <w:t xml:space="preserve">20.0%，</w:t>
+      </w:r>
+      <m:oMath>
+        <m:r>
+          <m:t>N</m:t>
+        </m:r>
+        <m:sSub>
+          <m:e>
+            <m:r>
+              <m:t>H</m:t>
+            </m:r>
+          </m:e>
+          <m:sub>
+            <m:r>
+              <m:t>3</m:t>
+            </m:r>
+          </m:sub>
+        </m:sSub>
+      </m:oMath>
       <w:r>
         <w:rPr>
           <w:rFonts w:ascii="Times New Roman" w:hAnsi="Times New Roman" w:eastAsia="Times New Roman" w:cs="Times New Roman"/>
@@ -4559,15 +4753,31 @@
         <w:rPr>
           <w:rFonts w:ascii="Times New Roman" w:hAnsi="Times New Roman" w:eastAsia="Times New Roman" w:cs="Times New Roman"/>
         </w:rPr>
-        <w:t xml:space="preserve"> AgNO</w:t>
-      </w:r>
-      <w:r>
-        <w:rPr>
-          <w:rFonts w:ascii="Times New Roman" w:hAnsi="Times New Roman" w:eastAsia="Times New Roman" w:cs="Times New Roman"/>
-          <w:vertAlign w:val="subscript"/>
-        </w:rPr>
-        <w:t>3</w:t>
-      </w:r>
+        <w:t xml:space="preserve"> </w:t>
+      </w:r>
+      <m:oMath>
+        <m:r>
+          <m:t>A</m:t>
+        </m:r>
+        <m:r>
+          <m:t>g</m:t>
+        </m:r>
+        <m:r>
+          <m:t>N</m:t>
+        </m:r>
+        <m:sSub>
+          <m:e>
+            <m:r>
+              <m:t>O</m:t>
+            </m:r>
+          </m:e>
+          <m:sub>
+            <m:r>
+              <m:t>3</m:t>
+            </m:r>
+          </m:sub>
+        </m:sSub>
+      </m:oMath>
       <w:r>
         <w:rPr>
           <w:rFonts w:ascii="Times New Roman" w:hAnsi="Times New Roman" w:eastAsia="Times New Roman" w:cs="Times New Roman"/>
@@ -4596,20 +4806,42 @@
         <w:rPr>
           <w:rFonts w:ascii="Times New Roman" w:hAnsi="Times New Roman" w:eastAsia="Times New Roman" w:cs="Times New Roman"/>
         </w:rPr>
-        <w:t xml:space="preserve"> AgNO</w:t>
-      </w:r>
-      <w:r>
-        <w:rPr>
-          <w:rFonts w:ascii="Times New Roman" w:hAnsi="Times New Roman" w:eastAsia="Times New Roman" w:cs="Times New Roman"/>
-          <w:vertAlign w:val="subscript"/>
-        </w:rPr>
-        <w:t>3</w:t>
-      </w:r>
-      <w:r>
-        <w:rPr>
-          <w:rFonts w:ascii="Times New Roman" w:hAnsi="Times New Roman" w:eastAsia="Times New Roman" w:cs="Times New Roman"/>
-        </w:rPr>
-        <w:t xml:space="preserve"> 32.5 </w:t>
+        <w:t xml:space="preserve"> </w:t>
+      </w:r>
+      <m:oMath>
+        <m:r>
+          <m:t>A</m:t>
+        </m:r>
+        <m:r>
+          <m:t>g</m:t>
+        </m:r>
+        <m:r>
+          <m:t>N</m:t>
+        </m:r>
+        <m:sSub>
+          <m:e>
+            <m:r>
+              <m:t>O</m:t>
+            </m:r>
+          </m:e>
+          <m:sub>
+            <m:r>
+              <m:t>3</m:t>
+            </m:r>
+          </m:sub>
+        </m:sSub>
+      </m:oMath>
+      <w:r>
+        <w:rPr>
+          <w:rFonts w:ascii="Times New Roman" w:hAnsi="Times New Roman" w:eastAsia="Times New Roman" w:cs="Times New Roman"/>
+        </w:rPr>
+        <w:t xml:space="preserve"> </w:t>
+      </w:r>
+      <w:r>
+        <w:rPr>
+          <w:rFonts w:ascii="Times New Roman" w:hAnsi="Times New Roman" w:eastAsia="Times New Roman" w:cs="Times New Roman"/>
+        </w:rPr>
+        <w:t xml:space="preserve">32.5 </w:t>
       </w:r>
       <w:r>
         <w:rPr>
@@ -4651,15 +4883,25 @@
         <w:rPr>
           <w:rFonts w:ascii="Times New Roman" w:hAnsi="Times New Roman" w:eastAsia="Times New Roman" w:cs="Times New Roman"/>
         </w:rPr>
-        <w:t xml:space="preserve"> NH</w:t>
-      </w:r>
-      <w:r>
-        <w:rPr>
-          <w:rFonts w:ascii="Times New Roman" w:hAnsi="Times New Roman" w:eastAsia="Times New Roman" w:cs="Times New Roman"/>
-          <w:vertAlign w:val="subscript"/>
-        </w:rPr>
-        <w:t>3</w:t>
-      </w:r>
+        <w:t xml:space="preserve"> </w:t>
+      </w:r>
+      <m:oMath>
+        <m:r>
+          <m:t>N</m:t>
+        </m:r>
+        <m:sSub>
+          <m:e>
+            <m:r>
+              <m:t>H</m:t>
+            </m:r>
+          </m:e>
+          <m:sub>
+            <m:r>
+              <m:t>3</m:t>
+            </m:r>
+          </m:sub>
+        </m:sSub>
+      </m:oMath>
       <w:r>
         <w:rPr>
           <w:rFonts w:ascii="Times New Roman" w:hAnsi="Times New Roman" w:eastAsia="Times New Roman" w:cs="Times New Roman"/>
@@ -5588,54 +5830,115 @@
         <w:rPr>
           <w:rFonts w:ascii="Times New Roman" w:hAnsi="Times New Roman" w:eastAsia="Times New Roman" w:cs="Times New Roman"/>
         </w:rPr>
-        <w:t xml:space="preserve"> Mn</w:t>
-      </w:r>
-      <w:r>
-        <w:rPr>
-          <w:rFonts w:ascii="Times New Roman" w:hAnsi="Times New Roman" w:eastAsia="Times New Roman" w:cs="Times New Roman"/>
-          <w:vertAlign w:val="superscript"/>
-        </w:rPr>
-        <w:t>2+</w:t>
-      </w:r>
-      <w:r>
-        <w:rPr>
-          <w:rFonts w:ascii="Times New Roman" w:hAnsi="Times New Roman" w:eastAsia="Times New Roman" w:cs="Times New Roman"/>
-        </w:rPr>
-        <w:t>、Mn、Ag</w:t>
-      </w:r>
-      <w:r>
-        <w:rPr>
-          <w:rFonts w:ascii="Times New Roman" w:hAnsi="Times New Roman" w:eastAsia="Times New Roman" w:cs="Times New Roman"/>
-          <w:vertAlign w:val="superscript"/>
-        </w:rPr>
-        <w:t>+</w:t>
-      </w:r>
-      <w:r>
-        <w:rPr>
-          <w:rFonts w:ascii="Times New Roman" w:hAnsi="Times New Roman" w:eastAsia="Times New Roman" w:cs="Times New Roman"/>
-        </w:rPr>
-        <w:t>、Ag、Co</w:t>
-      </w:r>
-      <w:r>
-        <w:rPr>
-          <w:rFonts w:ascii="Times New Roman" w:hAnsi="Times New Roman" w:eastAsia="Times New Roman" w:cs="Times New Roman"/>
-          <w:vertAlign w:val="superscript"/>
-        </w:rPr>
-        <w:t>3+</w:t>
-      </w:r>
-      <w:r>
-        <w:rPr>
-          <w:rFonts w:ascii="Times New Roman" w:hAnsi="Times New Roman" w:eastAsia="Times New Roman" w:cs="Times New Roman"/>
-        </w:rPr>
-        <w:t>、Co</w:t>
-      </w:r>
-      <w:r>
-        <w:rPr>
-          <w:rFonts w:ascii="Times New Roman" w:hAnsi="Times New Roman" w:eastAsia="Times New Roman" w:cs="Times New Roman"/>
-          <w:vertAlign w:val="superscript"/>
-        </w:rPr>
-        <w:t>2+</w:t>
-      </w:r>
+        <w:t xml:space="preserve"> </w:t>
+      </w:r>
+      <m:oMath>
+        <m:r>
+          <m:t>M</m:t>
+        </m:r>
+        <m:sSup>
+          <m:e>
+            <m:r>
+              <m:t>n</m:t>
+            </m:r>
+          </m:e>
+          <m:sup>
+            <m:r>
+              <m:t>2</m:t>
+            </m:r>
+            <m:r>
+              <m:rPr>
+                <m:sty m:val="p"/>
+              </m:rPr>
+              <m:t>+</m:t>
+            </m:r>
+          </m:sup>
+        </m:sSup>
+      </m:oMath>
+      <w:r>
+        <w:rPr>
+          <w:rFonts w:ascii="Times New Roman" w:hAnsi="Times New Roman" w:eastAsia="Times New Roman" w:cs="Times New Roman"/>
+        </w:rPr>
+        <w:t xml:space="preserve">、Mn、</w:t>
+      </w:r>
+      <m:oMath>
+        <m:r>
+          <m:t>A</m:t>
+        </m:r>
+        <m:sSup>
+          <m:e>
+            <m:r>
+              <m:t>g</m:t>
+            </m:r>
+          </m:e>
+          <m:sup>
+            <m:r>
+              <m:rPr>
+                <m:sty m:val="p"/>
+              </m:rPr>
+              <m:t>+</m:t>
+            </m:r>
+          </m:sup>
+        </m:sSup>
+      </m:oMath>
+      <w:r>
+        <w:rPr>
+          <w:rFonts w:ascii="Times New Roman" w:hAnsi="Times New Roman" w:eastAsia="Times New Roman" w:cs="Times New Roman"/>
+        </w:rPr>
+        <w:t xml:space="preserve">、Ag、</w:t>
+      </w:r>
+      <m:oMath>
+        <m:r>
+          <m:t>C</m:t>
+        </m:r>
+        <m:sSup>
+          <m:e>
+            <m:r>
+              <m:t>o</m:t>
+            </m:r>
+          </m:e>
+          <m:sup>
+            <m:r>
+              <m:t>3</m:t>
+            </m:r>
+            <m:r>
+              <m:rPr>
+                <m:sty m:val="p"/>
+              </m:rPr>
+              <m:t>+</m:t>
+            </m:r>
+          </m:sup>
+        </m:sSup>
+      </m:oMath>
+      <w:r>
+        <w:rPr>
+          <w:rFonts w:ascii="Times New Roman" w:hAnsi="Times New Roman" w:eastAsia="Times New Roman" w:cs="Times New Roman"/>
+        </w:rPr>
+        <w:t xml:space="preserve">、</w:t>
+      </w:r>
+      <m:oMath>
+        <m:r>
+          <m:t>C</m:t>
+        </m:r>
+        <m:sSup>
+          <m:e>
+            <m:r>
+              <m:t>o</m:t>
+            </m:r>
+          </m:e>
+          <m:sup>
+            <m:r>
+              <m:t>2</m:t>
+            </m:r>
+            <m:r>
+              <m:rPr>
+                <m:sty m:val="p"/>
+              </m:rPr>
+              <m:t>+</m:t>
+            </m:r>
+          </m:sup>
+        </m:sSup>
+      </m:oMath>
       <w:r>
         <w:rPr>
           <w:rFonts w:ascii="Times New Roman" w:hAnsi="Times New Roman" w:eastAsia="Times New Roman" w:cs="Times New Roman"/>
@@ -7400,15 +7703,28 @@
         <w:rPr>
           <w:rFonts w:ascii="Times New Roman" w:hAnsi="Times New Roman" w:eastAsia="Times New Roman" w:cs="Times New Roman"/>
         </w:rPr>
-        <w:t xml:space="preserve"> M</w:t>
-      </w:r>
-      <w:r>
-        <w:rPr>
-          <w:rFonts w:ascii="Times New Roman" w:hAnsi="Times New Roman" w:eastAsia="Times New Roman" w:cs="Times New Roman"/>
-          <w:vertAlign w:val="superscript"/>
-        </w:rPr>
-        <w:t>2+</w:t>
-      </w:r>
+        <w:t xml:space="preserve"> </w:t>
+      </w:r>
+      <m:oMath>
+        <m:sSup>
+          <m:e>
+            <m:r>
+              <m:t>M</m:t>
+            </m:r>
+          </m:e>
+          <m:sup>
+            <m:r>
+              <m:t>2</m:t>
+            </m:r>
+            <m:r>
+              <m:rPr>
+                <m:sty m:val="p"/>
+              </m:rPr>
+              <m:t>+</m:t>
+            </m:r>
+          </m:sup>
+        </m:sSup>
+      </m:oMath>
       <w:r>
         <w:rPr>
           <w:rFonts w:ascii="Times New Roman" w:hAnsi="Times New Roman" w:eastAsia="Times New Roman" w:cs="Times New Roman"/>
@@ -7461,15 +7777,28 @@
         <w:rPr>
           <w:rFonts w:ascii="Times New Roman" w:hAnsi="Times New Roman" w:eastAsia="Times New Roman" w:cs="Times New Roman"/>
         </w:rPr>
-        <w:t xml:space="preserve"> M</w:t>
-      </w:r>
-      <w:r>
-        <w:rPr>
-          <w:rFonts w:ascii="Times New Roman" w:hAnsi="Times New Roman" w:eastAsia="Times New Roman" w:cs="Times New Roman"/>
-          <w:vertAlign w:val="superscript"/>
-        </w:rPr>
-        <w:t>2+</w:t>
-      </w:r>
+        <w:t xml:space="preserve"> </w:t>
+      </w:r>
+      <m:oMath>
+        <m:sSup>
+          <m:e>
+            <m:r>
+              <m:t>M</m:t>
+            </m:r>
+          </m:e>
+          <m:sup>
+            <m:r>
+              <m:t>2</m:t>
+            </m:r>
+            <m:r>
+              <m:rPr>
+                <m:sty m:val="p"/>
+              </m:rPr>
+              <m:t>+</m:t>
+            </m:r>
+          </m:sup>
+        </m:sSup>
+      </m:oMath>
       <w:r>
         <w:rPr>
           <w:rFonts w:ascii="Times New Roman" w:hAnsi="Times New Roman" w:eastAsia="Times New Roman" w:cs="Times New Roman"/>
@@ -7679,15 +8008,28 @@
         <w:rPr>
           <w:rFonts w:ascii="Times New Roman" w:hAnsi="Times New Roman" w:eastAsia="Times New Roman" w:cs="Times New Roman"/>
         </w:rPr>
-        <w:t xml:space="preserve"> M</w:t>
-      </w:r>
-      <w:r>
-        <w:rPr>
-          <w:rFonts w:ascii="Times New Roman" w:hAnsi="Times New Roman" w:eastAsia="Times New Roman" w:cs="Times New Roman"/>
-          <w:vertAlign w:val="superscript"/>
-        </w:rPr>
-        <w:t>2+</w:t>
-      </w:r>
+        <w:t xml:space="preserve"> </w:t>
+      </w:r>
+      <m:oMath>
+        <m:sSup>
+          <m:e>
+            <m:r>
+              <m:t>M</m:t>
+            </m:r>
+          </m:e>
+          <m:sup>
+            <m:r>
+              <m:t>2</m:t>
+            </m:r>
+            <m:r>
+              <m:rPr>
+                <m:sty m:val="p"/>
+              </m:rPr>
+              <m:t>+</m:t>
+            </m:r>
+          </m:sup>
+        </m:sSup>
+      </m:oMath>
       <w:r>
         <w:rPr>
           <w:rFonts w:ascii="Times New Roman" w:hAnsi="Times New Roman" w:eastAsia="Times New Roman" w:cs="Times New Roman"/>
@@ -9388,15 +9730,31 @@
         <w:rPr>
           <w:rFonts w:hint="eastAsia" w:ascii="Times New Roman" w:hAnsi="Times New Roman" w:eastAsia="Times New Roman" w:cs="Times New Roman"/>
         </w:rPr>
-        <w:t>；KHCO</w:t>
-      </w:r>
-      <w:r>
-        <w:rPr>
-          <w:rFonts w:hint="eastAsia" w:ascii="Times New Roman" w:hAnsi="Times New Roman" w:eastAsia="Times New Roman" w:cs="Times New Roman"/>
-          <w:vertAlign w:val="subscript"/>
-        </w:rPr>
-        <w:t>3</w:t>
-      </w:r>
+        <w:t xml:space="preserve">；</w:t>
+      </w:r>
+      <m:oMath>
+        <m:r>
+          <m:t>K</m:t>
+        </m:r>
+        <m:r>
+          <m:t>H</m:t>
+        </m:r>
+        <m:r>
+          <m:t>C</m:t>
+        </m:r>
+        <m:sSub>
+          <m:e>
+            <m:r>
+              <m:t>O</m:t>
+            </m:r>
+          </m:e>
+          <m:sub>
+            <m:r>
+              <m:t>3</m:t>
+            </m:r>
+          </m:sub>
+        </m:sSub>
+      </m:oMath>
       <w:r>
         <w:rPr>
           <w:rFonts w:ascii="Times New Roman" w:hAnsi="Times New Roman" w:eastAsia="Times New Roman" w:cs="Times New Roman"/>
@@ -10358,15 +10716,31 @@
         <w:rPr>
           <w:rFonts w:ascii="Times New Roman" w:hAnsi="Times New Roman" w:eastAsia="Times New Roman" w:cs="Times New Roman"/>
         </w:rPr>
-        <w:t xml:space="preserve"> HClO</w:t>
-      </w:r>
-      <w:r>
-        <w:rPr>
-          <w:rFonts w:ascii="Times New Roman" w:hAnsi="Times New Roman" w:eastAsia="Times New Roman" w:cs="Times New Roman"/>
-          <w:vertAlign w:val="subscript"/>
-        </w:rPr>
-        <w:t>4</w:t>
-      </w:r>
+        <w:t xml:space="preserve"> </w:t>
+      </w:r>
+      <m:oMath>
+        <m:r>
+          <m:t>H</m:t>
+        </m:r>
+        <m:r>
+          <m:t>C</m:t>
+        </m:r>
+        <m:r>
+          <m:t>l</m:t>
+        </m:r>
+        <m:sSub>
+          <m:e>
+            <m:r>
+              <m:t>O</m:t>
+            </m:r>
+          </m:e>
+          <m:sub>
+            <m:r>
+              <m:t>4</m:t>
+            </m:r>
+          </m:sub>
+        </m:sSub>
+      </m:oMath>
       <w:r>
         <w:rPr>
           <w:rFonts w:ascii="Times New Roman" w:hAnsi="Times New Roman" w:eastAsia="Times New Roman" w:cs="Times New Roman"/>
@@ -12607,41 +12981,101 @@
         <w:rPr>
           <w:rFonts w:ascii="Times New Roman" w:hAnsi="Times New Roman" w:eastAsia="Times New Roman" w:cs="Times New Roman"/>
         </w:rPr>
-        <w:t xml:space="preserve"> R</w:t>
-      </w:r>
-      <w:r>
-        <w:rPr>
-          <w:rFonts w:ascii="Times New Roman" w:hAnsi="Times New Roman" w:eastAsia="Times New Roman" w:cs="Times New Roman"/>
-          <w:vertAlign w:val="superscript"/>
-        </w:rPr>
-        <w:t>+-</w:t>
-      </w:r>
-      <w:r>
-        <w:rPr>
-          <w:rFonts w:ascii="Times New Roman" w:hAnsi="Times New Roman" w:eastAsia="Times New Roman" w:cs="Times New Roman"/>
-        </w:rPr>
-        <w:t xml:space="preserve"> 、 R</w:t>
-      </w:r>
-      <w:r>
-        <w:rPr>
-          <w:rFonts w:ascii="Times New Roman" w:hAnsi="Times New Roman" w:eastAsia="Times New Roman" w:cs="Times New Roman"/>
-          <w:vertAlign w:val="superscript"/>
-        </w:rPr>
-        <w:t>+</w:t>
-      </w:r>
-      <w:r>
-        <w:rPr>
-          <w:rFonts w:ascii="Times New Roman" w:hAnsi="Times New Roman" w:eastAsia="Times New Roman" w:cs="Times New Roman"/>
-        </w:rPr>
-        <w:t xml:space="preserve"> 、 R</w:t>
-      </w:r>
-      <w:r>
-        <w:rPr>
-          <w:rFonts w:ascii="Times New Roman" w:hAnsi="Times New Roman" w:eastAsia="Times New Roman" w:cs="Times New Roman"/>
-          <w:vertAlign w:val="superscript"/>
-        </w:rPr>
-        <w:t>-</w:t>
-      </w:r>
+        <w:t xml:space="preserve"> </w:t>
+      </w:r>
+      <m:oMath>
+        <m:sSup>
+          <m:e>
+            <m:r>
+              <m:t>R</m:t>
+            </m:r>
+          </m:e>
+          <m:sup>
+            <m:r>
+              <m:rPr>
+                <m:sty m:val="p"/>
+              </m:rPr>
+              <m:t>+</m:t>
+            </m:r>
+            <m:r>
+              <m:rPr>
+                <m:sty m:val="p"/>
+              </m:rPr>
+              <m:t>−</m:t>
+            </m:r>
+          </m:sup>
+        </m:sSup>
+      </m:oMath>
+      <w:r>
+        <w:rPr>
+          <w:rFonts w:ascii="Times New Roman" w:hAnsi="Times New Roman" w:eastAsia="Times New Roman" w:cs="Times New Roman"/>
+        </w:rPr>
+        <w:t xml:space="preserve"> </w:t>
+      </w:r>
+      <w:r>
+        <w:rPr>
+          <w:rFonts w:ascii="Times New Roman" w:hAnsi="Times New Roman" w:eastAsia="Times New Roman" w:cs="Times New Roman"/>
+        </w:rPr>
+        <w:t xml:space="preserve">、</w:t>
+      </w:r>
+      <w:r>
+        <w:rPr>
+          <w:rFonts w:ascii="Times New Roman" w:hAnsi="Times New Roman" w:eastAsia="Times New Roman" w:cs="Times New Roman"/>
+        </w:rPr>
+        <w:t xml:space="preserve"> </w:t>
+      </w:r>
+      <m:oMath>
+        <m:sSup>
+          <m:e>
+            <m:r>
+              <m:t>R</m:t>
+            </m:r>
+          </m:e>
+          <m:sup>
+            <m:r>
+              <m:rPr>
+                <m:sty m:val="p"/>
+              </m:rPr>
+              <m:t>+</m:t>
+            </m:r>
+          </m:sup>
+        </m:sSup>
+      </m:oMath>
+      <w:r>
+        <w:rPr>
+          <w:rFonts w:ascii="Times New Roman" w:hAnsi="Times New Roman" w:eastAsia="Times New Roman" w:cs="Times New Roman"/>
+        </w:rPr>
+        <w:t xml:space="preserve"> </w:t>
+      </w:r>
+      <w:r>
+        <w:rPr>
+          <w:rFonts w:ascii="Times New Roman" w:hAnsi="Times New Roman" w:eastAsia="Times New Roman" w:cs="Times New Roman"/>
+        </w:rPr>
+        <w:t xml:space="preserve">、</w:t>
+      </w:r>
+      <w:r>
+        <w:rPr>
+          <w:rFonts w:ascii="Times New Roman" w:hAnsi="Times New Roman" w:eastAsia="Times New Roman" w:cs="Times New Roman"/>
+        </w:rPr>
+        <w:t xml:space="preserve"> </w:t>
+      </w:r>
+      <m:oMath>
+        <m:sSup>
+          <m:e>
+            <m:r>
+              <m:t>R</m:t>
+            </m:r>
+          </m:e>
+          <m:sup>
+            <m:r>
+              <m:rPr>
+                <m:sty m:val="p"/>
+              </m:rPr>
+              <m:t>−</m:t>
+            </m:r>
+          </m:sup>
+        </m:sSup>
+      </m:oMath>
       <w:r>
         <w:rPr>
           <w:rFonts w:ascii="Times New Roman" w:hAnsi="Times New Roman" w:eastAsia="Times New Roman" w:cs="Times New Roman"/>
@@ -12658,41 +13092,101 @@
         <w:rPr>
           <w:rFonts w:ascii="Times New Roman" w:hAnsi="Times New Roman" w:eastAsia="Times New Roman" w:cs="Times New Roman"/>
         </w:rPr>
-        <w:t xml:space="preserve"> R</w:t>
-      </w:r>
-      <w:r>
-        <w:rPr>
-          <w:rFonts w:ascii="Times New Roman" w:hAnsi="Times New Roman" w:eastAsia="Times New Roman" w:cs="Times New Roman"/>
-          <w:vertAlign w:val="superscript"/>
-        </w:rPr>
-        <w:t>+-</w:t>
-      </w:r>
-      <w:r>
-        <w:rPr>
-          <w:rFonts w:ascii="Times New Roman" w:hAnsi="Times New Roman" w:eastAsia="Times New Roman" w:cs="Times New Roman"/>
-        </w:rPr>
-        <w:t xml:space="preserve"> ____ R</w:t>
-      </w:r>
-      <w:r>
-        <w:rPr>
-          <w:rFonts w:ascii="Times New Roman" w:hAnsi="Times New Roman" w:eastAsia="Times New Roman" w:cs="Times New Roman"/>
-          <w:vertAlign w:val="superscript"/>
-        </w:rPr>
-        <w:t>+</w:t>
-      </w:r>
-      <w:r>
-        <w:rPr>
-          <w:rFonts w:ascii="Times New Roman" w:hAnsi="Times New Roman" w:eastAsia="Times New Roman" w:cs="Times New Roman"/>
-        </w:rPr>
-        <w:t xml:space="preserve"> ____ R</w:t>
-      </w:r>
-      <w:r>
-        <w:rPr>
-          <w:rFonts w:ascii="Times New Roman" w:hAnsi="Times New Roman" w:eastAsia="Times New Roman" w:cs="Times New Roman"/>
-          <w:vertAlign w:val="superscript"/>
-        </w:rPr>
-        <w:t>-</w:t>
-      </w:r>
+        <w:t xml:space="preserve"> </w:t>
+      </w:r>
+      <m:oMath>
+        <m:sSup>
+          <m:e>
+            <m:r>
+              <m:t>R</m:t>
+            </m:r>
+          </m:e>
+          <m:sup>
+            <m:r>
+              <m:rPr>
+                <m:sty m:val="p"/>
+              </m:rPr>
+              <m:t>+</m:t>
+            </m:r>
+            <m:r>
+              <m:rPr>
+                <m:sty m:val="p"/>
+              </m:rPr>
+              <m:t>−</m:t>
+            </m:r>
+          </m:sup>
+        </m:sSup>
+      </m:oMath>
+      <w:r>
+        <w:rPr>
+          <w:rFonts w:ascii="Times New Roman" w:hAnsi="Times New Roman" w:eastAsia="Times New Roman" w:cs="Times New Roman"/>
+        </w:rPr>
+        <w:t xml:space="preserve"> </w:t>
+      </w:r>
+      <w:r>
+        <w:rPr>
+          <w:rFonts w:ascii="Times New Roman" w:hAnsi="Times New Roman" w:eastAsia="Times New Roman" w:cs="Times New Roman"/>
+        </w:rPr>
+        <w:t xml:space="preserve">____</w:t>
+      </w:r>
+      <w:r>
+        <w:rPr>
+          <w:rFonts w:ascii="Times New Roman" w:hAnsi="Times New Roman" w:eastAsia="Times New Roman" w:cs="Times New Roman"/>
+        </w:rPr>
+        <w:t xml:space="preserve"> </w:t>
+      </w:r>
+      <m:oMath>
+        <m:sSup>
+          <m:e>
+            <m:r>
+              <m:t>R</m:t>
+            </m:r>
+          </m:e>
+          <m:sup>
+            <m:r>
+              <m:rPr>
+                <m:sty m:val="p"/>
+              </m:rPr>
+              <m:t>+</m:t>
+            </m:r>
+          </m:sup>
+        </m:sSup>
+      </m:oMath>
+      <w:r>
+        <w:rPr>
+          <w:rFonts w:ascii="Times New Roman" w:hAnsi="Times New Roman" w:eastAsia="Times New Roman" w:cs="Times New Roman"/>
+        </w:rPr>
+        <w:t xml:space="preserve"> </w:t>
+      </w:r>
+      <w:r>
+        <w:rPr>
+          <w:rFonts w:ascii="Times New Roman" w:hAnsi="Times New Roman" w:eastAsia="Times New Roman" w:cs="Times New Roman"/>
+        </w:rPr>
+        <w:t xml:space="preserve">____</w:t>
+      </w:r>
+      <w:r>
+        <w:rPr>
+          <w:rFonts w:ascii="Times New Roman" w:hAnsi="Times New Roman" w:eastAsia="Times New Roman" w:cs="Times New Roman"/>
+        </w:rPr>
+        <w:t xml:space="preserve"> </w:t>
+      </w:r>
+      <m:oMath>
+        <m:sSup>
+          <m:e>
+            <m:r>
+              <m:t>R</m:t>
+            </m:r>
+          </m:e>
+          <m:sup>
+            <m:r>
+              <m:rPr>
+                <m:sty m:val="p"/>
+              </m:rPr>
+              <m:t>−</m:t>
+            </m:r>
+          </m:sup>
+        </m:sSup>
+      </m:oMath>
       <w:r>
         <w:rPr>
           <w:rFonts w:ascii="Times New Roman" w:hAnsi="Times New Roman" w:eastAsia="Times New Roman" w:cs="Times New Roman"/>
@@ -13089,15 +13583,25 @@
         <w:rPr>
           <w:rFonts w:ascii="Times New Roman" w:hAnsi="Times New Roman" w:eastAsia="Times New Roman" w:cs="Times New Roman"/>
         </w:rPr>
-        <w:t xml:space="preserve"> CO</w:t>
-      </w:r>
-      <w:r>
-        <w:rPr>
-          <w:rFonts w:ascii="Times New Roman" w:hAnsi="Times New Roman" w:eastAsia="Times New Roman" w:cs="Times New Roman"/>
-          <w:vertAlign w:val="subscript"/>
-        </w:rPr>
-        <w:t>2</w:t>
-      </w:r>
+        <w:t xml:space="preserve"> </w:t>
+      </w:r>
+      <m:oMath>
+        <m:r>
+          <m:t>C</m:t>
+        </m:r>
+        <m:sSub>
+          <m:e>
+            <m:r>
+              <m:t>O</m:t>
+            </m:r>
+          </m:e>
+          <m:sub>
+            <m:r>
+              <m:t>2</m:t>
+            </m:r>
+          </m:sub>
+        </m:sSub>
+      </m:oMath>
       <w:r>
         <w:rPr>
           <w:rFonts w:ascii="Times New Roman" w:hAnsi="Times New Roman" w:eastAsia="Times New Roman" w:cs="Times New Roman"/>
@@ -16487,15 +16991,28 @@
         <w:rPr>
           <w:rFonts w:ascii="Times New Roman" w:hAnsi="Times New Roman" w:eastAsia="Times New Roman" w:cs="Times New Roman"/>
         </w:rPr>
-        <w:t xml:space="preserve"> A</w:t>
-      </w:r>
-      <w:r>
-        <w:rPr>
-          <w:rFonts w:ascii="Times New Roman" w:hAnsi="Times New Roman" w:eastAsia="Times New Roman" w:cs="Times New Roman"/>
-          <w:vertAlign w:val="superscript"/>
-        </w:rPr>
-        <w:t>2-</w:t>
-      </w:r>
+        <w:t xml:space="preserve"> </w:t>
+      </w:r>
+      <m:oMath>
+        <m:sSup>
+          <m:e>
+            <m:r>
+              <m:t>A</m:t>
+            </m:r>
+          </m:e>
+          <m:sup>
+            <m:r>
+              <m:t>2</m:t>
+            </m:r>
+            <m:r>
+              <m:rPr>
+                <m:sty m:val="p"/>
+              </m:rPr>
+              <m:t>−</m:t>
+            </m:r>
+          </m:sup>
+        </m:sSup>
+      </m:oMath>
       <w:r>
         <w:rPr>
           <w:rFonts w:ascii="Times New Roman" w:hAnsi="Times New Roman" w:eastAsia="Times New Roman" w:cs="Times New Roman"/>
@@ -17320,15 +17837,25 @@
         <w:rPr>
           <w:rFonts w:ascii="Times New Roman" w:hAnsi="Times New Roman" w:eastAsia="Times New Roman" w:cs="Times New Roman"/>
         </w:rPr>
-        <w:t xml:space="preserve"> Cl</w:t>
-      </w:r>
-      <w:r>
-        <w:rPr>
-          <w:rFonts w:ascii="Times New Roman" w:hAnsi="Times New Roman" w:eastAsia="Times New Roman" w:cs="Times New Roman"/>
-          <w:vertAlign w:val="subscript"/>
-        </w:rPr>
-        <w:t>2</w:t>
-      </w:r>
+        <w:t xml:space="preserve"> </w:t>
+      </w:r>
+      <m:oMath>
+        <m:r>
+          <m:t>C</m:t>
+        </m:r>
+        <m:sSub>
+          <m:e>
+            <m:r>
+              <m:t>l</m:t>
+            </m:r>
+          </m:e>
+          <m:sub>
+            <m:r>
+              <m:t>2</m:t>
+            </m:r>
+          </m:sub>
+        </m:sSub>
+      </m:oMath>
       <w:r>
         <w:rPr>
           <w:rFonts w:ascii="Times New Roman" w:hAnsi="Times New Roman" w:eastAsia="Times New Roman" w:cs="Times New Roman"/>
@@ -20969,15 +21496,31 @@
         <w:rPr>
           <w:rFonts w:ascii="Times New Roman" w:hAnsi="Times New Roman" w:eastAsia="Times New Roman" w:cs="Times New Roman"/>
         </w:rPr>
-        <w:t xml:space="preserve"> TiCl</w:t>
-      </w:r>
-      <w:r>
-        <w:rPr>
-          <w:rFonts w:ascii="Times New Roman" w:hAnsi="Times New Roman" w:eastAsia="Times New Roman" w:cs="Times New Roman"/>
-          <w:vertAlign w:val="subscript"/>
-        </w:rPr>
-        <w:t>4</w:t>
-      </w:r>
+        <w:t xml:space="preserve"> </w:t>
+      </w:r>
+      <m:oMath>
+        <m:r>
+          <m:t>T</m:t>
+        </m:r>
+        <m:r>
+          <m:t>i</m:t>
+        </m:r>
+        <m:r>
+          <m:t>C</m:t>
+        </m:r>
+        <m:sSub>
+          <m:e>
+            <m:r>
+              <m:t>l</m:t>
+            </m:r>
+          </m:e>
+          <m:sub>
+            <m:r>
+              <m:t>4</m:t>
+            </m:r>
+          </m:sub>
+        </m:sSub>
+      </m:oMath>
       <w:r>
         <w:rPr>
           <w:rFonts w:ascii="Times New Roman" w:hAnsi="Times New Roman" w:eastAsia="Times New Roman" w:cs="Times New Roman"/>
@@ -21078,15 +21621,28 @@
         <w:rPr>
           <w:rFonts w:ascii="Times New Roman" w:hAnsi="Times New Roman" w:eastAsia="Times New Roman" w:cs="Times New Roman"/>
         </w:rPr>
-        <w:t xml:space="preserve"> HNO</w:t>
-      </w:r>
-      <w:r>
-        <w:rPr>
-          <w:rFonts w:ascii="Times New Roman" w:hAnsi="Times New Roman" w:eastAsia="Times New Roman" w:cs="Times New Roman"/>
-          <w:vertAlign w:val="subscript"/>
-        </w:rPr>
-        <w:t>3</w:t>
-      </w:r>
+        <w:t xml:space="preserve"> </w:t>
+      </w:r>
+      <m:oMath>
+        <m:r>
+          <m:t>H</m:t>
+        </m:r>
+        <m:r>
+          <m:t>N</m:t>
+        </m:r>
+        <m:sSub>
+          <m:e>
+            <m:r>
+              <m:t>O</m:t>
+            </m:r>
+          </m:e>
+          <m:sub>
+            <m:r>
+              <m:t>3</m:t>
+            </m:r>
+          </m:sub>
+        </m:sSub>
+      </m:oMath>
       <w:r>
         <w:rPr>
           <w:rFonts w:ascii="Times New Roman" w:hAnsi="Times New Roman" w:eastAsia="Times New Roman" w:cs="Times New Roman"/>
@@ -22232,138 +22788,240 @@
         </w:rPr>
         <w:t xml:space="preserve"> </w:t>
       </w:r>
-      <w:r>
-        <w:rPr>
-          <w:rFonts w:hint="eastAsia" w:ascii="Times New Roman" w:hAnsi="Times New Roman" w:eastAsia="Times New Roman" w:cs="Times New Roman"/>
-        </w:rPr>
-        <w:t>Na</w:t>
-      </w:r>
-      <w:r>
-        <w:rPr>
-          <w:rFonts w:hint="eastAsia" w:ascii="Times New Roman" w:hAnsi="Times New Roman" w:eastAsia="Times New Roman" w:cs="Times New Roman"/>
-          <w:vertAlign w:val="superscript"/>
-        </w:rPr>
-        <w:t>+</w:t>
-      </w:r>
-      <w:r>
-        <w:rPr>
-          <w:rFonts w:hint="eastAsia" w:ascii="Times New Roman" w:hAnsi="Times New Roman" w:eastAsia="Times New Roman" w:cs="Times New Roman"/>
-        </w:rPr>
-        <w:t>，Ag</w:t>
-      </w:r>
-      <w:r>
-        <w:rPr>
-          <w:rFonts w:hint="eastAsia" w:ascii="Times New Roman" w:hAnsi="Times New Roman" w:eastAsia="Times New Roman" w:cs="Times New Roman"/>
-          <w:vertAlign w:val="superscript"/>
-        </w:rPr>
-        <w:t>+</w:t>
-      </w:r>
-      <w:r>
-        <w:rPr>
-          <w:rFonts w:hint="eastAsia" w:ascii="Times New Roman" w:hAnsi="Times New Roman" w:eastAsia="Times New Roman" w:cs="Times New Roman"/>
-        </w:rPr>
-        <w:t>，Al</w:t>
-      </w:r>
-      <w:r>
-        <w:rPr>
-          <w:rFonts w:hint="eastAsia" w:ascii="Times New Roman" w:hAnsi="Times New Roman" w:eastAsia="Times New Roman" w:cs="Times New Roman"/>
-          <w:vertAlign w:val="superscript"/>
-        </w:rPr>
-        <w:t>3+</w:t>
-      </w:r>
-      <w:r>
-        <w:rPr>
-          <w:rFonts w:hint="eastAsia" w:ascii="Times New Roman" w:hAnsi="Times New Roman" w:eastAsia="Times New Roman" w:cs="Times New Roman"/>
-        </w:rPr>
-        <w:t>，AlO</w:t>
-      </w:r>
-      <w:r>
-        <w:rPr>
-          <w:rFonts w:hint="eastAsia" w:ascii="Times New Roman" w:hAnsi="Times New Roman" w:eastAsia="Times New Roman" w:cs="Times New Roman"/>
-          <w:vertAlign w:val="subscript"/>
-        </w:rPr>
-        <w:t>2</w:t>
-      </w:r>
-      <w:r>
-        <w:rPr>
-          <w:rFonts w:hint="eastAsia" w:ascii="Times New Roman" w:hAnsi="Times New Roman" w:eastAsia="Times New Roman" w:cs="Times New Roman"/>
-          <w:vertAlign w:val="superscript"/>
-        </w:rPr>
-        <w:t>-</w:t>
-      </w:r>
-      <w:r>
-        <w:rPr>
-          <w:rFonts w:hint="eastAsia" w:ascii="Times New Roman" w:hAnsi="Times New Roman" w:eastAsia="Times New Roman" w:cs="Times New Roman"/>
-        </w:rPr>
-        <w:t>，S</w:t>
-      </w:r>
-      <w:r>
-        <w:rPr>
-          <w:rFonts w:hint="eastAsia" w:ascii="Times New Roman" w:hAnsi="Times New Roman" w:eastAsia="Times New Roman" w:cs="Times New Roman"/>
-          <w:vertAlign w:val="superscript"/>
-        </w:rPr>
-        <w:t>2-</w:t>
-      </w:r>
-      <w:r>
-        <w:rPr>
-          <w:rFonts w:hint="eastAsia" w:ascii="Times New Roman" w:hAnsi="Times New Roman" w:eastAsia="Times New Roman" w:cs="Times New Roman"/>
-        </w:rPr>
-        <w:t>，CO</w:t>
-      </w:r>
-      <w:r>
-        <w:rPr>
-          <w:rFonts w:hint="eastAsia" w:ascii="Times New Roman" w:hAnsi="Times New Roman" w:eastAsia="Times New Roman" w:cs="Times New Roman"/>
-          <w:vertAlign w:val="subscript"/>
-        </w:rPr>
-        <w:t>3</w:t>
-      </w:r>
-      <w:r>
-        <w:rPr>
-          <w:rFonts w:hint="eastAsia" w:ascii="Times New Roman" w:hAnsi="Times New Roman" w:eastAsia="Times New Roman" w:cs="Times New Roman"/>
-          <w:vertAlign w:val="superscript"/>
-        </w:rPr>
-        <w:t>2-</w:t>
-      </w:r>
-      <w:r>
-        <w:rPr>
-          <w:rFonts w:hint="eastAsia" w:ascii="Times New Roman" w:hAnsi="Times New Roman" w:eastAsia="Times New Roman" w:cs="Times New Roman"/>
-        </w:rPr>
-        <w:t>，SO</w:t>
-      </w:r>
-      <w:r>
-        <w:rPr>
-          <w:rFonts w:hint="eastAsia" w:ascii="Times New Roman" w:hAnsi="Times New Roman" w:eastAsia="Times New Roman" w:cs="Times New Roman"/>
-          <w:vertAlign w:val="subscript"/>
-        </w:rPr>
-        <w:t>3</w:t>
-      </w:r>
-      <w:r>
-        <w:rPr>
-          <w:rFonts w:hint="eastAsia" w:ascii="Times New Roman" w:hAnsi="Times New Roman" w:eastAsia="Times New Roman" w:cs="Times New Roman"/>
-          <w:vertAlign w:val="superscript"/>
-        </w:rPr>
-        <w:t>2-</w:t>
-      </w:r>
-      <w:r>
-        <w:rPr>
-          <w:rFonts w:hint="eastAsia" w:ascii="Times New Roman" w:hAnsi="Times New Roman" w:eastAsia="Times New Roman" w:cs="Times New Roman"/>
-        </w:rPr>
-        <w:t>，NO</w:t>
-      </w:r>
-      <w:r>
-        <w:rPr>
-          <w:rFonts w:hint="eastAsia" w:ascii="Times New Roman" w:hAnsi="Times New Roman" w:eastAsia="Times New Roman" w:cs="Times New Roman"/>
-          <w:vertAlign w:val="subscript"/>
-        </w:rPr>
-        <w:t>3</w:t>
-      </w:r>
-      <w:r>
-        <w:rPr>
-          <w:rFonts w:hint="eastAsia" w:ascii="Times New Roman" w:hAnsi="Times New Roman" w:eastAsia="Times New Roman" w:cs="Times New Roman"/>
-          <w:vertAlign w:val="superscript"/>
-        </w:rPr>
-        <w:t>-</w:t>
-      </w:r>
+      <m:oMath>
+        <m:r>
+          <m:t>N</m:t>
+        </m:r>
+        <m:sSup>
+          <m:e>
+            <m:r>
+              <m:t>a</m:t>
+            </m:r>
+          </m:e>
+          <m:sup>
+            <m:r>
+              <m:rPr>
+                <m:sty m:val="p"/>
+              </m:rPr>
+              <m:t>+</m:t>
+            </m:r>
+          </m:sup>
+        </m:sSup>
+      </m:oMath>
+      <w:r>
+        <w:rPr>
+          <w:rFonts w:hint="eastAsia" w:ascii="Times New Roman" w:hAnsi="Times New Roman" w:eastAsia="Times New Roman" w:cs="Times New Roman"/>
+        </w:rPr>
+        <w:t xml:space="preserve">，</w:t>
+      </w:r>
+      <m:oMath>
+        <m:r>
+          <m:t>A</m:t>
+        </m:r>
+        <m:sSup>
+          <m:e>
+            <m:r>
+              <m:t>g</m:t>
+            </m:r>
+          </m:e>
+          <m:sup>
+            <m:r>
+              <m:rPr>
+                <m:sty m:val="p"/>
+              </m:rPr>
+              <m:t>+</m:t>
+            </m:r>
+          </m:sup>
+        </m:sSup>
+      </m:oMath>
+      <w:r>
+        <w:rPr>
+          <w:rFonts w:hint="eastAsia" w:ascii="Times New Roman" w:hAnsi="Times New Roman" w:eastAsia="Times New Roman" w:cs="Times New Roman"/>
+        </w:rPr>
+        <w:t xml:space="preserve">，</w:t>
+      </w:r>
+      <m:oMath>
+        <m:r>
+          <m:t>A</m:t>
+        </m:r>
+        <m:sSup>
+          <m:e>
+            <m:r>
+              <m:t>l</m:t>
+            </m:r>
+          </m:e>
+          <m:sup>
+            <m:r>
+              <m:t>3</m:t>
+            </m:r>
+            <m:r>
+              <m:rPr>
+                <m:sty m:val="p"/>
+              </m:rPr>
+              <m:t>+</m:t>
+            </m:r>
+          </m:sup>
+        </m:sSup>
+      </m:oMath>
+      <w:r>
+        <w:rPr>
+          <w:rFonts w:hint="eastAsia" w:ascii="Times New Roman" w:hAnsi="Times New Roman" w:eastAsia="Times New Roman" w:cs="Times New Roman"/>
+        </w:rPr>
+        <w:t xml:space="preserve">，</w:t>
+      </w:r>
+      <m:oMath>
+        <m:r>
+          <m:t>A</m:t>
+        </m:r>
+        <m:r>
+          <m:t>l</m:t>
+        </m:r>
+        <m:sSubSup>
+          <m:e>
+            <m:r>
+              <m:t>O</m:t>
+            </m:r>
+          </m:e>
+          <m:sub>
+            <m:r>
+              <m:t>2</m:t>
+            </m:r>
+          </m:sub>
+          <m:sup>
+            <m:r>
+              <m:rPr>
+                <m:sty m:val="p"/>
+              </m:rPr>
+              <m:t>−</m:t>
+            </m:r>
+          </m:sup>
+        </m:sSubSup>
+      </m:oMath>
+      <w:r>
+        <w:rPr>
+          <w:rFonts w:hint="eastAsia" w:ascii="Times New Roman" w:hAnsi="Times New Roman" w:eastAsia="Times New Roman" w:cs="Times New Roman"/>
+        </w:rPr>
+        <w:t xml:space="preserve">，</w:t>
+      </w:r>
+      <m:oMath>
+        <m:sSup>
+          <m:e>
+            <m:r>
+              <m:t>S</m:t>
+            </m:r>
+          </m:e>
+          <m:sup>
+            <m:r>
+              <m:t>2</m:t>
+            </m:r>
+            <m:r>
+              <m:rPr>
+                <m:sty m:val="p"/>
+              </m:rPr>
+              <m:t>−</m:t>
+            </m:r>
+          </m:sup>
+        </m:sSup>
+      </m:oMath>
+      <w:r>
+        <w:rPr>
+          <w:rFonts w:hint="eastAsia" w:ascii="Times New Roman" w:hAnsi="Times New Roman" w:eastAsia="Times New Roman" w:cs="Times New Roman"/>
+        </w:rPr>
+        <w:t xml:space="preserve">，</w:t>
+      </w:r>
+      <m:oMath>
+        <m:r>
+          <m:t>C</m:t>
+        </m:r>
+        <m:sSubSup>
+          <m:e>
+            <m:r>
+              <m:t>O</m:t>
+            </m:r>
+          </m:e>
+          <m:sub>
+            <m:r>
+              <m:t>3</m:t>
+            </m:r>
+          </m:sub>
+          <m:sup>
+            <m:r>
+              <m:t>2</m:t>
+            </m:r>
+            <m:r>
+              <m:rPr>
+                <m:sty m:val="p"/>
+              </m:rPr>
+              <m:t>−</m:t>
+            </m:r>
+          </m:sup>
+        </m:sSubSup>
+      </m:oMath>
+      <w:r>
+        <w:rPr>
+          <w:rFonts w:hint="eastAsia" w:ascii="Times New Roman" w:hAnsi="Times New Roman" w:eastAsia="Times New Roman" w:cs="Times New Roman"/>
+        </w:rPr>
+        <w:t xml:space="preserve">，</w:t>
+      </w:r>
+      <m:oMath>
+        <m:r>
+          <m:t>S</m:t>
+        </m:r>
+        <m:sSubSup>
+          <m:e>
+            <m:r>
+              <m:t>O</m:t>
+            </m:r>
+          </m:e>
+          <m:sub>
+            <m:r>
+              <m:t>3</m:t>
+            </m:r>
+          </m:sub>
+          <m:sup>
+            <m:r>
+              <m:t>2</m:t>
+            </m:r>
+            <m:r>
+              <m:rPr>
+                <m:sty m:val="p"/>
+              </m:rPr>
+              <m:t>−</m:t>
+            </m:r>
+          </m:sup>
+        </m:sSubSup>
+      </m:oMath>
+      <w:r>
+        <w:rPr>
+          <w:rFonts w:hint="eastAsia" w:ascii="Times New Roman" w:hAnsi="Times New Roman" w:eastAsia="Times New Roman" w:cs="Times New Roman"/>
+        </w:rPr>
+        <w:t xml:space="preserve">，</w:t>
+      </w:r>
+      <m:oMath>
+        <m:r>
+          <m:t>N</m:t>
+        </m:r>
+        <m:sSubSup>
+          <m:e>
+            <m:r>
+              <m:t>O</m:t>
+            </m:r>
+          </m:e>
+          <m:sub>
+            <m:r>
+              <m:t>3</m:t>
+            </m:r>
+          </m:sub>
+          <m:sup>
+            <m:r>
+              <m:rPr>
+                <m:sty m:val="p"/>
+              </m:rPr>
+              <m:t>−</m:t>
+            </m:r>
+          </m:sup>
+        </m:sSubSup>
+      </m:oMath>
       <w:r>
         <w:rPr>
           <w:rFonts w:ascii="Times New Roman" w:hAnsi="Times New Roman" w:eastAsia="Times New Roman" w:cs="Times New Roman"/>
@@ -22475,48 +23133,88 @@
         <w:rPr>
           <w:rFonts w:ascii="Times New Roman" w:hAnsi="Times New Roman" w:eastAsia="Times New Roman" w:cs="Times New Roman"/>
         </w:rPr>
-        <w:t xml:space="preserve"> S</w:t>
-      </w:r>
-      <w:r>
-        <w:rPr>
-          <w:rFonts w:ascii="Times New Roman" w:hAnsi="Times New Roman" w:eastAsia="Times New Roman" w:cs="Times New Roman"/>
-          <w:vertAlign w:val="superscript"/>
-        </w:rPr>
-        <w:t>2-</w:t>
-      </w:r>
-      <w:r>
-        <w:rPr>
-          <w:rFonts w:ascii="Times New Roman" w:hAnsi="Times New Roman" w:eastAsia="Times New Roman" w:cs="Times New Roman"/>
-        </w:rPr>
-        <w:t>、SO</w:t>
-      </w:r>
-      <w:r>
-        <w:rPr>
-          <w:rFonts w:ascii="Times New Roman" w:hAnsi="Times New Roman" w:eastAsia="Times New Roman" w:cs="Times New Roman"/>
-          <w:vertAlign w:val="subscript"/>
-        </w:rPr>
-        <w:t>3</w:t>
-      </w:r>
-      <w:r>
-        <w:rPr>
-          <w:rFonts w:ascii="Times New Roman" w:hAnsi="Times New Roman" w:eastAsia="Times New Roman" w:cs="Times New Roman"/>
-          <w:vertAlign w:val="superscript"/>
-        </w:rPr>
-        <w:t>2-</w:t>
-      </w:r>
-      <w:r>
-        <w:rPr>
-          <w:rFonts w:ascii="Times New Roman" w:hAnsi="Times New Roman" w:eastAsia="Times New Roman" w:cs="Times New Roman"/>
-        </w:rPr>
-        <w:t>、Na</w:t>
-      </w:r>
-      <w:r>
-        <w:rPr>
-          <w:rFonts w:ascii="Times New Roman" w:hAnsi="Times New Roman" w:eastAsia="Times New Roman" w:cs="Times New Roman"/>
-          <w:vertAlign w:val="superscript"/>
-        </w:rPr>
-        <w:t>+</w:t>
-      </w:r>
+        <w:t xml:space="preserve"> </w:t>
+      </w:r>
+      <m:oMath>
+        <m:sSup>
+          <m:e>
+            <m:r>
+              <m:t>S</m:t>
+            </m:r>
+          </m:e>
+          <m:sup>
+            <m:r>
+              <m:t>2</m:t>
+            </m:r>
+            <m:r>
+              <m:rPr>
+                <m:sty m:val="p"/>
+              </m:rPr>
+              <m:t>−</m:t>
+            </m:r>
+          </m:sup>
+        </m:sSup>
+      </m:oMath>
+      <w:r>
+        <w:rPr>
+          <w:rFonts w:ascii="Times New Roman" w:hAnsi="Times New Roman" w:eastAsia="Times New Roman" w:cs="Times New Roman"/>
+        </w:rPr>
+        <w:t xml:space="preserve">、</w:t>
+      </w:r>
+      <m:oMath>
+        <m:r>
+          <m:t>S</m:t>
+        </m:r>
+        <m:sSubSup>
+          <m:e>
+            <m:r>
+              <m:t>O</m:t>
+            </m:r>
+          </m:e>
+          <m:sub>
+            <m:r>
+              <m:t>3</m:t>
+            </m:r>
+          </m:sub>
+          <m:sup>
+            <m:r>
+              <m:t>2</m:t>
+            </m:r>
+            <m:r>
+              <m:rPr>
+                <m:sty m:val="p"/>
+              </m:rPr>
+              <m:t>−</m:t>
+            </m:r>
+          </m:sup>
+        </m:sSubSup>
+      </m:oMath>
+      <w:r>
+        <w:rPr>
+          <w:rFonts w:ascii="Times New Roman" w:hAnsi="Times New Roman" w:eastAsia="Times New Roman" w:cs="Times New Roman"/>
+        </w:rPr>
+        <w:t xml:space="preserve">、</w:t>
+      </w:r>
+      <m:oMath>
+        <m:r>
+          <m:t>N</m:t>
+        </m:r>
+        <m:sSup>
+          <m:e>
+            <m:r>
+              <m:t>a</m:t>
+            </m:r>
+          </m:e>
+          <m:sup>
+            <m:r>
+              <m:rPr>
+                <m:sty m:val="p"/>
+              </m:rPr>
+              <m:t>+</m:t>
+            </m:r>
+          </m:sup>
+        </m:sSup>
+      </m:oMath>
     </w:p>
     <w:p>
       <w:pPr>
@@ -22538,42 +23236,70 @@
         <w:rPr>
           <w:rFonts w:ascii="Times New Roman" w:hAnsi="Times New Roman" w:eastAsia="Times New Roman" w:cs="Times New Roman"/>
         </w:rPr>
-        <w:t xml:space="preserve"> AlO</w:t>
-      </w:r>
-      <w:r>
-        <w:rPr>
-          <w:rFonts w:ascii="Times New Roman" w:hAnsi="Times New Roman" w:eastAsia="Times New Roman" w:cs="Times New Roman"/>
-          <w:vertAlign w:val="subscript"/>
-        </w:rPr>
-        <w:t>2</w:t>
-      </w:r>
-      <w:r>
-        <w:rPr>
-          <w:rFonts w:ascii="Times New Roman" w:hAnsi="Times New Roman" w:eastAsia="Times New Roman" w:cs="Times New Roman"/>
-          <w:vertAlign w:val="superscript"/>
-        </w:rPr>
-        <w:t>-</w:t>
-      </w:r>
-      <w:r>
-        <w:rPr>
-          <w:rFonts w:ascii="Times New Roman" w:hAnsi="Times New Roman" w:eastAsia="Times New Roman" w:cs="Times New Roman"/>
-        </w:rPr>
-        <w:t>、CO</w:t>
-      </w:r>
-      <w:r>
-        <w:rPr>
-          <w:rFonts w:ascii="Times New Roman" w:hAnsi="Times New Roman" w:eastAsia="Times New Roman" w:cs="Times New Roman"/>
-          <w:vertAlign w:val="subscript"/>
-        </w:rPr>
-        <w:t>3</w:t>
-      </w:r>
-      <w:r>
-        <w:rPr>
-          <w:rFonts w:ascii="Times New Roman" w:hAnsi="Times New Roman" w:eastAsia="Times New Roman" w:cs="Times New Roman"/>
-          <w:vertAlign w:val="superscript"/>
-        </w:rPr>
-        <w:t>2-</w:t>
-      </w:r>
+        <w:t xml:space="preserve"> </w:t>
+      </w:r>
+      <m:oMath>
+        <m:r>
+          <m:t>A</m:t>
+        </m:r>
+        <m:r>
+          <m:t>l</m:t>
+        </m:r>
+        <m:sSubSup>
+          <m:e>
+            <m:r>
+              <m:t>O</m:t>
+            </m:r>
+          </m:e>
+          <m:sub>
+            <m:r>
+              <m:t>2</m:t>
+            </m:r>
+          </m:sub>
+          <m:sup>
+            <m:r>
+              <m:rPr>
+                <m:sty m:val="p"/>
+              </m:rPr>
+              <m:t>−</m:t>
+            </m:r>
+          </m:sup>
+        </m:sSubSup>
+      </m:oMath>
+      <w:r>
+        <w:rPr>
+          <w:rFonts w:ascii="Times New Roman" w:hAnsi="Times New Roman" w:eastAsia="Times New Roman" w:cs="Times New Roman"/>
+        </w:rPr>
+        <w:t xml:space="preserve">、</w:t>
+      </w:r>
+      <m:oMath>
+        <m:r>
+          <m:t>C</m:t>
+        </m:r>
+        <m:sSubSup>
+          <m:e>
+            <m:r>
+              <m:t>O</m:t>
+            </m:r>
+          </m:e>
+          <m:sub>
+            <m:r>
+              <m:t>3</m:t>
+            </m:r>
+          </m:sub>
+          <m:sup>
+            <m:r>
+              <m:t>2</m:t>
+            </m:r>
+            <m:r>
+              <m:rPr>
+                <m:sty m:val="p"/>
+              </m:rPr>
+              <m:t>−</m:t>
+            </m:r>
+          </m:sup>
+        </m:sSubSup>
+      </m:oMath>
     </w:p>
     <w:p>
       <w:pPr>
@@ -22595,28 +23321,57 @@
         <w:rPr>
           <w:rFonts w:ascii="Times New Roman" w:hAnsi="Times New Roman" w:eastAsia="Times New Roman" w:cs="Times New Roman"/>
         </w:rPr>
-        <w:t xml:space="preserve"> Ag</w:t>
-      </w:r>
-      <w:r>
-        <w:rPr>
-          <w:rFonts w:ascii="Times New Roman" w:hAnsi="Times New Roman" w:eastAsia="Times New Roman" w:cs="Times New Roman"/>
-          <w:vertAlign w:val="superscript"/>
-        </w:rPr>
-        <w:t>+</w:t>
-      </w:r>
-      <w:r>
-        <w:rPr>
-          <w:rFonts w:ascii="Times New Roman" w:hAnsi="Times New Roman" w:eastAsia="Times New Roman" w:cs="Times New Roman"/>
-        </w:rPr>
-        <w:t>、Al</w:t>
-      </w:r>
-      <w:r>
-        <w:rPr>
-          <w:rFonts w:ascii="Times New Roman" w:hAnsi="Times New Roman" w:eastAsia="Times New Roman" w:cs="Times New Roman"/>
-          <w:vertAlign w:val="superscript"/>
-        </w:rPr>
-        <w:t>3+</w:t>
-      </w:r>
+        <w:t xml:space="preserve"> </w:t>
+      </w:r>
+      <m:oMath>
+        <m:r>
+          <m:t>A</m:t>
+        </m:r>
+        <m:sSup>
+          <m:e>
+            <m:r>
+              <m:t>g</m:t>
+            </m:r>
+          </m:e>
+          <m:sup>
+            <m:r>
+              <m:rPr>
+                <m:sty m:val="p"/>
+              </m:rPr>
+              <m:t>+</m:t>
+            </m:r>
+          </m:sup>
+        </m:sSup>
+      </m:oMath>
+      <w:r>
+        <w:rPr>
+          <w:rFonts w:ascii="Times New Roman" w:hAnsi="Times New Roman" w:eastAsia="Times New Roman" w:cs="Times New Roman"/>
+        </w:rPr>
+        <w:t xml:space="preserve">、</w:t>
+      </w:r>
+      <m:oMath>
+        <m:r>
+          <m:t>A</m:t>
+        </m:r>
+        <m:sSup>
+          <m:e>
+            <m:r>
+              <m:t>l</m:t>
+            </m:r>
+          </m:e>
+          <m:sup>
+            <m:r>
+              <m:t>3</m:t>
+            </m:r>
+            <m:r>
+              <m:rPr>
+                <m:sty m:val="p"/>
+              </m:rPr>
+              <m:t>+</m:t>
+            </m:r>
+          </m:sup>
+        </m:sSup>
+      </m:oMath>
     </w:p>
     <w:p>
       <w:pPr>
@@ -22638,42 +23393,67 @@
         <w:rPr>
           <w:rFonts w:ascii="Times New Roman" w:hAnsi="Times New Roman" w:eastAsia="Times New Roman" w:cs="Times New Roman"/>
         </w:rPr>
-        <w:t xml:space="preserve"> SO</w:t>
-      </w:r>
-      <w:r>
-        <w:rPr>
-          <w:rFonts w:ascii="Times New Roman" w:hAnsi="Times New Roman" w:eastAsia="Times New Roman" w:cs="Times New Roman"/>
-          <w:vertAlign w:val="subscript"/>
-        </w:rPr>
-        <w:t>3</w:t>
-      </w:r>
-      <w:r>
-        <w:rPr>
-          <w:rFonts w:ascii="Times New Roman" w:hAnsi="Times New Roman" w:eastAsia="Times New Roman" w:cs="Times New Roman"/>
-          <w:vertAlign w:val="superscript"/>
-        </w:rPr>
-        <w:t>2-</w:t>
-      </w:r>
-      <w:r>
-        <w:rPr>
-          <w:rFonts w:ascii="Times New Roman" w:hAnsi="Times New Roman" w:eastAsia="Times New Roman" w:cs="Times New Roman"/>
-        </w:rPr>
-        <w:t>、NO</w:t>
-      </w:r>
-      <w:r>
-        <w:rPr>
-          <w:rFonts w:ascii="Times New Roman" w:hAnsi="Times New Roman" w:eastAsia="Times New Roman" w:cs="Times New Roman"/>
-          <w:vertAlign w:val="subscript"/>
-        </w:rPr>
-        <w:t>3</w:t>
-      </w:r>
-      <w:r>
-        <w:rPr>
-          <w:rFonts w:ascii="Times New Roman" w:hAnsi="Times New Roman" w:eastAsia="Times New Roman" w:cs="Times New Roman"/>
-          <w:vertAlign w:val="superscript"/>
-        </w:rPr>
-        <w:t>-</w:t>
-      </w:r>
+        <w:t xml:space="preserve"> </w:t>
+      </w:r>
+      <m:oMath>
+        <m:r>
+          <m:t>S</m:t>
+        </m:r>
+        <m:sSubSup>
+          <m:e>
+            <m:r>
+              <m:t>O</m:t>
+            </m:r>
+          </m:e>
+          <m:sub>
+            <m:r>
+              <m:t>3</m:t>
+            </m:r>
+          </m:sub>
+          <m:sup>
+            <m:r>
+              <m:t>2</m:t>
+            </m:r>
+            <m:r>
+              <m:rPr>
+                <m:sty m:val="p"/>
+              </m:rPr>
+              <m:t>−</m:t>
+            </m:r>
+          </m:sup>
+        </m:sSubSup>
+      </m:oMath>
+      <w:r>
+        <w:rPr>
+          <w:rFonts w:ascii="Times New Roman" w:hAnsi="Times New Roman" w:eastAsia="Times New Roman" w:cs="Times New Roman"/>
+        </w:rPr>
+        <w:t xml:space="preserve">、</w:t>
+      </w:r>
+      <m:oMath>
+        <m:r>
+          <m:t>N</m:t>
+        </m:r>
+        <m:sSubSup>
+          <m:e>
+            <m:r>
+              <m:t>O</m:t>
+            </m:r>
+          </m:e>
+          <m:sub>
+            <m:r>
+              <m:t>3</m:t>
+            </m:r>
+          </m:sub>
+          <m:sup>
+            <m:r>
+              <m:rPr>
+                <m:sty m:val="p"/>
+              </m:rPr>
+              <m:t>−</m:t>
+            </m:r>
+          </m:sup>
+        </m:sSubSup>
+      </m:oMath>
     </w:p>
     <w:p>
       <w:pPr>
@@ -25350,7 +26130,7 @@
     <ns0:name ns0:val="Verbatim Char"/>
     <ns0:basedOn ns0:val="BodyTextChar"/>
     <ns0:rPr>
-      <ns0:rFonts ns0:ascii="Times New Roman" ns0:cs="Times New Roman" ns0:eastAsia="FangSong" ns0:hAnsi="Times New Roman"/>
+      <ns0:rFonts ns0:ascii="SimSun" ns0:cs="SimSun" ns0:eastAsia="SimSun" ns0:hAnsi="SimSun"/>
       <ns0:b ns0:val="0"/>
       <ns0:sz ns0:val="20"/>
     </ns0:rPr>
@@ -25404,7 +26184,7 @@
       <w:wordWrap w:val="off"/>
     </w:pPr>
     <ns0:rPr>
-      <w:rFonts ns0:ascii="Times New Roman" ns0:hAnsi="Times New Roman" ns0:eastAsia="FangSong" ns0:cs="Times New Roman"/>
+      <w:rFonts ns0:ascii="SimSun" ns0:hAnsi="SimSun" ns0:eastAsia="SimSun" ns0:cs="SimSun"/>
     </ns0:rPr>
   </w:style>
   <w:style w:type="character" w:customStyle="1" w:styleId="KeywordTok">

--- a/00-首页/题组Word/专项卷/二分册/专项卷III-学生版.docx
+++ b/00-首页/题组Word/专项卷/二分册/专项卷III-学生版.docx
@@ -15408,31 +15408,7 @@
         <w:rPr>
           <w:rFonts w:hint="eastAsia" w:ascii="Times New Roman" w:hAnsi="Times New Roman" w:eastAsia="Times New Roman" w:cs="Times New Roman"/>
         </w:rPr>
-        <w:t>（5e651396，OCR</w:t>
-      </w:r>
-      <w:r>
-        <w:rPr>
-          <w:rFonts w:ascii="Times New Roman" w:hAnsi="Times New Roman" w:eastAsia="Times New Roman" w:cs="Times New Roman"/>
-        </w:rPr>
-        <w:t xml:space="preserve"> </w:t>
-      </w:r>
-      <w:r>
-        <w:rPr>
-          <w:rFonts w:hint="eastAsia" w:ascii="Times New Roman" w:hAnsi="Times New Roman" w:eastAsia="FangSong" w:cs="Times New Roman"/>
-        </w:rPr>
-        <w:t xml:space="preserve">错位至参考解答区</w:t>
-      </w:r>
-      <w:r>
-        <w:rPr>
-          <w:rFonts w:ascii="Times New Roman" w:hAnsi="Times New Roman" w:eastAsia="Times New Roman" w:cs="Times New Roman"/>
-        </w:rPr>
-        <w:t xml:space="preserve"> </w:t>
-      </w:r>
-      <w:r>
-        <w:rPr>
-          <w:rFonts w:hint="eastAsia" w:ascii="Times New Roman" w:hAnsi="Times New Roman" w:eastAsia="Times New Roman" w:cs="Times New Roman"/>
-        </w:rPr>
-        <w:t>L513），</w:t>
+        <w:t>，</w:t>
       </w:r>
       <w:r>
         <w:rPr>
@@ -15468,7 +15444,7 @@
         <w:rPr>
           <w:rFonts w:hint="eastAsia" w:ascii="Times New Roman" w:hAnsi="Times New Roman" w:eastAsia="Times New Roman" w:cs="Times New Roman"/>
         </w:rPr>
-        <w:t>（1de3f35f，</w:t>
+        <w:t>（</w:t>
       </w:r>
       <w:r>
         <w:rPr>
@@ -15516,37 +15492,7 @@
         <w:rPr>
           <w:rFonts w:hint="eastAsia" w:ascii="Times New Roman" w:hAnsi="Times New Roman" w:eastAsia="FangSong" w:cs="Times New Roman"/>
         </w:rPr>
-        <w:t>之答案图</w:t>
-      </w:r>
-      <w:r>
-        <w:rPr>
-          <w:rFonts w:hint="eastAsia" w:ascii="Times New Roman" w:hAnsi="Times New Roman" w:eastAsia="Times New Roman" w:cs="Times New Roman"/>
-        </w:rPr>
-        <w:t>，OCR</w:t>
-      </w:r>
-      <w:r>
-        <w:rPr>
-          <w:rFonts w:ascii="Times New Roman" w:hAnsi="Times New Roman" w:eastAsia="Times New Roman" w:cs="Times New Roman"/>
-        </w:rPr>
-        <w:t xml:space="preserve"> </w:t>
-      </w:r>
-      <w:r>
-        <w:rPr>
-          <w:rFonts w:hint="eastAsia" w:ascii="Times New Roman" w:hAnsi="Times New Roman" w:eastAsia="FangSong" w:cs="Times New Roman"/>
-        </w:rPr>
-        <w:t xml:space="preserve">浮动于</w:t>
-      </w:r>
-      <w:r>
-        <w:rPr>
-          <w:rFonts w:ascii="Times New Roman" w:hAnsi="Times New Roman" w:eastAsia="Times New Roman" w:cs="Times New Roman"/>
-        </w:rPr>
-        <w:t xml:space="preserve"> (4) </w:t>
-      </w:r>
-      <w:r>
-        <w:rPr>
-          <w:rFonts w:hint="eastAsia" w:ascii="Times New Roman" w:hAnsi="Times New Roman" w:eastAsia="FangSong" w:cs="Times New Roman"/>
-        </w:rPr>
-        <w:t>题面之前</w:t>
+        <w:t>之图</w:t>
       </w:r>
       <w:r>
         <w:rPr>
@@ -15558,7 +15504,7 @@
         <w:rPr>
           <w:rFonts w:hint="eastAsia" w:ascii="Times New Roman" w:hAnsi="Times New Roman" w:eastAsia="FangSong" w:cs="Times New Roman"/>
         </w:rPr>
-        <w:t>已按内容归位至答案区</w:t>
+        <w:t>已按内容归位</w:t>
       </w:r>
       <w:r>
         <w:rPr>

--- a/00-首页/题组Word/专项卷/二分册/专项卷III-学生版.docx
+++ b/00-首页/题组Word/专项卷/二分册/专项卷III-学生版.docx
@@ -111,6 +111,8 @@
     <w:p>
       <w:pPr>
         <w:pStyle w:val="FirstParagraph"/>
+        <w:ind w:left="480" w:hanging="480"/>
+        <w:spacing w:after="0"/>
       </w:pPr>
       <w:r>
         <w:rPr>
@@ -447,6 +449,13 @@
         </w:rPr>
         <w:t xml:space="preserve"> </w:t>
       </w:r>
+    </w:p>
+    <w:p>
+      <w:pPr>
+        <w:pStyle w:val="FirstParagraph"/>
+        <w:ind w:left="480" w:hanging="480"/>
+        <w:spacing w:before="0" w:after="0"/>
+      </w:pPr>
       <w:r>
         <w:rPr>
           <w:rFonts w:ascii="Times New Roman" w:hAnsi="Times New Roman" w:eastAsia="Times New Roman" w:cs="Times New Roman"/>
@@ -726,6 +735,13 @@
         </w:rPr>
         <w:t xml:space="preserve"> </w:t>
       </w:r>
+    </w:p>
+    <w:p>
+      <w:pPr>
+        <w:pStyle w:val="FirstParagraph"/>
+        <w:ind w:left="480" w:hanging="480"/>
+        <w:spacing w:before="0" w:after="0"/>
+      </w:pPr>
       <w:r>
         <w:rPr>
           <w:rFonts w:ascii="Times New Roman" w:hAnsi="Times New Roman" w:eastAsia="Times New Roman" w:cs="Times New Roman"/>
@@ -999,6 +1015,13 @@
         </w:rPr>
         <w:t xml:space="preserve"> </w:t>
       </w:r>
+    </w:p>
+    <w:p>
+      <w:pPr>
+        <w:pStyle w:val="FirstParagraph"/>
+        <w:ind w:left="480" w:hanging="480"/>
+        <w:spacing w:before="0" w:after="0"/>
+      </w:pPr>
       <w:r>
         <w:rPr>
           <w:rFonts w:ascii="Times New Roman" w:hAnsi="Times New Roman" w:eastAsia="Times New Roman" w:cs="Times New Roman"/>
@@ -1452,6 +1475,13 @@
         </w:rPr>
         <w:t xml:space="preserve"> </w:t>
       </w:r>
+    </w:p>
+    <w:p>
+      <w:pPr>
+        <w:pStyle w:val="FirstParagraph"/>
+        <w:ind w:left="480" w:hanging="480"/>
+        <w:spacing w:before="0" w:after="180"/>
+      </w:pPr>
       <w:r>
         <w:rPr>
           <w:rFonts w:ascii="Times New Roman" w:hAnsi="Times New Roman" w:eastAsia="Times New Roman" w:cs="Times New Roman"/>
@@ -1716,6 +1746,16 @@
           </m:sub>
         </m:sSub>
       </m:oMath>
+    </w:p>
+    <w:p>
+      <w:pPr>
+        <w:spacing w:before="0" w:after="0"/>
+      </w:pPr>
+    </w:p>
+    <w:p>
+      <w:pPr>
+        <w:spacing w:before="0" w:after="0"/>
+      </w:pPr>
     </w:p>
     <w:bookmarkEnd w:id="10"/>
     <w:bookmarkStart w:id="11" w:name="第-2-题"/>
@@ -2682,6 +2722,16 @@
         <w:t>低</w:t>
       </w:r>
     </w:p>
+    <w:p>
+      <w:pPr>
+        <w:spacing w:before="0" w:after="0"/>
+      </w:pPr>
+    </w:p>
+    <w:p>
+      <w:pPr>
+        <w:spacing w:before="0" w:after="0"/>
+      </w:pPr>
+    </w:p>
     <w:bookmarkEnd w:id="11"/>
     <w:bookmarkStart w:id="15" w:name="第-3-题"/>
     <w:p>
@@ -3466,7 +3516,7 @@
         </w:rPr>
         <w:drawing>
           <wp:inline>
-            <wp:extent cx="3240000" cy="2972476"/>
+            <wp:extent cx="3240000" cy="2924338"/>
             <wp:effectExtent b="0" l="0" r="0" t="0"/>
             <wp:docPr descr="" title="" id="13" name="Picture"/>
             <a:graphic>
@@ -3487,7 +3537,7 @@
                   <pic:spPr bwMode="auto">
                     <a:xfrm>
                       <a:off x="0" y="0"/>
-                      <a:ext cx="3240000" cy="2972476"/>
+                      <a:ext cx="3240000" cy="2924338"/>
                     </a:xfrm>
                     <a:prstGeom prst="rect">
                       <a:avLst/>
@@ -3505,6 +3555,16 @@
           </wp:inline>
         </w:drawing>
       </w:r>
+    </w:p>
+    <w:p>
+      <w:pPr>
+        <w:spacing w:before="0" w:after="0"/>
+      </w:pPr>
+    </w:p>
+    <w:p>
+      <w:pPr>
+        <w:spacing w:before="0" w:after="0"/>
+      </w:pPr>
     </w:p>
     <w:bookmarkEnd w:id="15"/>
     <w:bookmarkStart w:id="16" w:name="第-4-题"/>
@@ -4933,6 +4993,46 @@
         <w:t>。</w:t>
       </w:r>
     </w:p>
+    <w:p>
+      <w:pPr>
+        <w:spacing w:before="0" w:after="0"/>
+      </w:pPr>
+    </w:p>
+    <w:p>
+      <w:pPr>
+        <w:spacing w:before="0" w:after="0"/>
+      </w:pPr>
+    </w:p>
+    <w:p>
+      <w:pPr>
+        <w:spacing w:before="0" w:after="0"/>
+      </w:pPr>
+    </w:p>
+    <w:p>
+      <w:pPr>
+        <w:spacing w:before="0" w:after="0"/>
+      </w:pPr>
+    </w:p>
+    <w:p>
+      <w:pPr>
+        <w:spacing w:before="0" w:after="0"/>
+      </w:pPr>
+    </w:p>
+    <w:p>
+      <w:pPr>
+        <w:spacing w:before="0" w:after="0"/>
+      </w:pPr>
+    </w:p>
+    <w:p>
+      <w:pPr>
+        <w:spacing w:before="0" w:after="0"/>
+      </w:pPr>
+    </w:p>
+    <w:p>
+      <w:pPr>
+        <w:spacing w:before="0" w:after="0"/>
+      </w:pPr>
+    </w:p>
     <w:bookmarkEnd w:id="17"/>
     <w:bookmarkStart w:id="18" w:name="第-5-题"/>
     <w:p>
@@ -5004,131 +5104,6 @@
           <w:rFonts w:hint="eastAsia" w:ascii="Times New Roman" w:hAnsi="Times New Roman" w:eastAsia="FangSong" w:cs="Times New Roman"/>
         </w:rPr>
         <w:t>讲</w:t>
-      </w:r>
-    </w:p>
-    <w:p>
-      <w:pPr>
-        <w:pStyle w:val="BlockText"/>
-      </w:pPr>
-      <w:r>
-        <w:rPr>
-          <w:rFonts w:hint="eastAsia" w:ascii="Times New Roman" w:hAnsi="Times New Roman" w:eastAsia="FangSong" w:cs="Times New Roman"/>
-          <w:b/>
-          <w:bCs/>
-        </w:rPr>
-        <w:t xml:space="preserve">校勘注</w:t>
-      </w:r>
-      <w:r>
-        <w:rPr>
-          <w:rFonts w:hint="eastAsia" w:ascii="Times New Roman" w:hAnsi="Times New Roman" w:eastAsia="Times New Roman" w:cs="Times New Roman"/>
-        </w:rPr>
-        <w:t>：</w:t>
-      </w:r>
-      <w:r>
-        <w:rPr>
-          <w:rFonts w:hint="eastAsia" w:ascii="Times New Roman" w:hAnsi="Times New Roman" w:eastAsia="FangSong" w:cs="Times New Roman"/>
-        </w:rPr>
-        <w:t>原书电对印刷为</w:t>
-      </w:r>
-      <w:r>
-        <w:rPr>
-          <w:rFonts w:hint="eastAsia" w:ascii="Times New Roman" w:hAnsi="Times New Roman" w:eastAsia="Times New Roman" w:cs="Times New Roman"/>
-        </w:rPr>
-        <w:t>「CO</w:t>
-      </w:r>
-      <w:r>
-        <w:rPr>
-          <w:rFonts w:hint="eastAsia" w:ascii="Times New Roman" w:hAnsi="Times New Roman" w:eastAsia="Times New Roman" w:cs="Times New Roman"/>
-          <w:vertAlign w:val="superscript"/>
-        </w:rPr>
-        <w:t>3+</w:t>
-      </w:r>
-      <w:r>
-        <w:rPr>
-          <w:rFonts w:hint="eastAsia" w:ascii="Times New Roman" w:hAnsi="Times New Roman" w:eastAsia="Times New Roman" w:cs="Times New Roman"/>
-        </w:rPr>
-        <w:t>/CO</w:t>
-      </w:r>
-      <w:r>
-        <w:rPr>
-          <w:rFonts w:hint="eastAsia" w:ascii="Times New Roman" w:hAnsi="Times New Roman" w:eastAsia="Times New Roman" w:cs="Times New Roman"/>
-          <w:vertAlign w:val="superscript"/>
-        </w:rPr>
-        <w:t>2+</w:t>
-      </w:r>
-      <w:r>
-        <w:rPr>
-          <w:rFonts w:hint="eastAsia" w:ascii="Times New Roman" w:hAnsi="Times New Roman" w:eastAsia="Times New Roman" w:cs="Times New Roman"/>
-        </w:rPr>
-        <w:t>」——</w:t>
-      </w:r>
-      <w:r>
-        <w:rPr>
-          <w:rFonts w:hint="eastAsia" w:ascii="Times New Roman" w:hAnsi="Times New Roman" w:eastAsia="FangSong" w:cs="Times New Roman"/>
-        </w:rPr>
-        <w:t>应为钴</w:t>
-      </w:r>
-      <w:r>
-        <w:rPr>
-          <w:rFonts w:ascii="Times New Roman" w:hAnsi="Times New Roman" w:eastAsia="Times New Roman" w:cs="Times New Roman"/>
-        </w:rPr>
-        <w:t xml:space="preserve"> </w:t>
-      </w:r>
-      <w:r>
-        <w:rPr>
-          <w:rFonts w:hint="eastAsia" w:ascii="Times New Roman" w:hAnsi="Times New Roman" w:eastAsia="Times New Roman" w:cs="Times New Roman"/>
-        </w:rPr>
-        <w:t>Co</w:t>
-      </w:r>
-      <w:r>
-        <w:rPr>
-          <w:rFonts w:hint="eastAsia" w:ascii="Times New Roman" w:hAnsi="Times New Roman" w:eastAsia="Times New Roman" w:cs="Times New Roman"/>
-          <w:vertAlign w:val="superscript"/>
-        </w:rPr>
-        <w:t>3+</w:t>
-      </w:r>
-      <w:r>
-        <w:rPr>
-          <w:rFonts w:hint="eastAsia" w:ascii="Times New Roman" w:hAnsi="Times New Roman" w:eastAsia="Times New Roman" w:cs="Times New Roman"/>
-        </w:rPr>
-        <w:t>/Co</w:t>
-      </w:r>
-      <w:r>
-        <w:rPr>
-          <w:rFonts w:hint="eastAsia" w:ascii="Times New Roman" w:hAnsi="Times New Roman" w:eastAsia="Times New Roman" w:cs="Times New Roman"/>
-          <w:vertAlign w:val="superscript"/>
-        </w:rPr>
-        <w:t>2+</w:t>
-      </w:r>
-      <w:r>
-        <w:rPr>
-          <w:rFonts w:hint="eastAsia" w:ascii="Times New Roman" w:hAnsi="Times New Roman" w:eastAsia="Times New Roman" w:cs="Times New Roman"/>
-        </w:rPr>
-        <w:t>（Eθ=1.808</w:t>
-      </w:r>
-      <w:r>
-        <w:rPr>
-          <w:rFonts w:ascii="Times New Roman" w:hAnsi="Times New Roman" w:eastAsia="Times New Roman" w:cs="Times New Roman"/>
-        </w:rPr>
-        <w:t xml:space="preserve"> </w:t>
-      </w:r>
-      <w:r>
-        <w:rPr>
-          <w:rFonts w:hint="eastAsia" w:ascii="Times New Roman" w:hAnsi="Times New Roman" w:eastAsia="Times New Roman" w:cs="Times New Roman"/>
-        </w:rPr>
-        <w:t>V），</w:t>
-      </w:r>
-      <w:r>
-        <w:rPr>
-          <w:rFonts w:hint="eastAsia" w:ascii="Times New Roman" w:hAnsi="Times New Roman" w:eastAsia="FangSong" w:cs="Times New Roman"/>
-        </w:rPr>
-        <w:t>已径改并保留数值</w:t>
-      </w:r>
-      <w:r>
-        <w:rPr>
-          <w:rFonts w:hint="eastAsia" w:ascii="Times New Roman" w:hAnsi="Times New Roman" w:eastAsia="Times New Roman" w:cs="Times New Roman"/>
-        </w:rPr>
-        <w:t>。</w:t>
       </w:r>
     </w:p>
     <w:p>
@@ -6100,6 +6075,31 @@
         <w:t>。</w:t>
       </w:r>
     </w:p>
+    <w:p>
+      <w:pPr>
+        <w:spacing w:before="0" w:after="0"/>
+      </w:pPr>
+    </w:p>
+    <w:p>
+      <w:pPr>
+        <w:spacing w:before="0" w:after="0"/>
+      </w:pPr>
+    </w:p>
+    <w:p>
+      <w:pPr>
+        <w:spacing w:before="0" w:after="0"/>
+      </w:pPr>
+    </w:p>
+    <w:p>
+      <w:pPr>
+        <w:spacing w:before="0" w:after="0"/>
+      </w:pPr>
+    </w:p>
+    <w:p>
+      <w:pPr>
+        <w:spacing w:before="0" w:after="0"/>
+      </w:pPr>
+    </w:p>
     <w:bookmarkEnd w:id="18"/>
     <w:bookmarkStart w:id="19" w:name="第-6-题"/>
     <w:p>
@@ -6457,6 +6457,8 @@
     <w:p>
       <w:pPr>
         <w:pStyle w:val="BodyText"/>
+        <w:ind w:left="480" w:hanging="480"/>
+        <w:spacing w:after="0"/>
       </w:pPr>
       <w:r>
         <w:rPr>
@@ -6474,7 +6476,46 @@
         <w:rPr>
           <w:rFonts w:hint="eastAsia" w:ascii="Times New Roman" w:hAnsi="Times New Roman" w:eastAsia="Times New Roman" w:cs="Times New Roman"/>
         </w:rPr>
-        <w:t>，n(A):n(B):n(C)</w:t>
+        <w:t>，n</w:t>
+      </w:r>
+    </w:p>
+    <w:p>
+      <w:pPr>
+        <w:pStyle w:val="BodyText"/>
+        <w:ind w:left="480" w:hanging="480"/>
+        <w:spacing w:before="0" w:after="0"/>
+      </w:pPr>
+      <w:r>
+        <w:rPr>
+          <w:rFonts w:hint="eastAsia" w:ascii="Times New Roman" w:hAnsi="Times New Roman" w:eastAsia="Times New Roman" w:cs="Times New Roman"/>
+        </w:rPr>
+        <w:t>(A):n</w:t>
+      </w:r>
+    </w:p>
+    <w:p>
+      <w:pPr>
+        <w:pStyle w:val="BodyText"/>
+        <w:ind w:left="480" w:hanging="480"/>
+        <w:spacing w:before="0" w:after="0"/>
+      </w:pPr>
+      <w:r>
+        <w:rPr>
+          <w:rFonts w:hint="eastAsia" w:ascii="Times New Roman" w:hAnsi="Times New Roman" w:eastAsia="Times New Roman" w:cs="Times New Roman"/>
+        </w:rPr>
+        <w:t>(B):n</w:t>
+      </w:r>
+    </w:p>
+    <w:p>
+      <w:pPr>
+        <w:pStyle w:val="BodyText"/>
+        <w:ind w:left="480" w:hanging="480"/>
+        <w:spacing w:before="0" w:after="180"/>
+      </w:pPr>
+      <w:r>
+        <w:rPr>
+          <w:rFonts w:hint="eastAsia" w:ascii="Times New Roman" w:hAnsi="Times New Roman" w:eastAsia="Times New Roman" w:cs="Times New Roman"/>
+        </w:rPr>
+        <w:t>(C)</w:t>
       </w:r>
       <w:r>
         <w:rPr>
@@ -6570,6 +6611,16 @@
         </w:rPr>
         <w:t xml:space="preserve">的体积分数可能减小</w:t>
       </w:r>
+    </w:p>
+    <w:p>
+      <w:pPr>
+        <w:spacing w:before="0" w:after="0"/>
+      </w:pPr>
+    </w:p>
+    <w:p>
+      <w:pPr>
+        <w:spacing w:before="0" w:after="0"/>
+      </w:pPr>
     </w:p>
     <w:bookmarkEnd w:id="19"/>
     <w:bookmarkStart w:id="20" w:name="第-7-题"/>
@@ -7424,6 +7475,21 @@
         </w:rPr>
         <w:t xml:space="preserve">）</w:t>
       </w:r>
+    </w:p>
+    <w:p>
+      <w:pPr>
+        <w:spacing w:before="0" w:after="0"/>
+      </w:pPr>
+    </w:p>
+    <w:p>
+      <w:pPr>
+        <w:spacing w:before="0" w:after="0"/>
+      </w:pPr>
+    </w:p>
+    <w:p>
+      <w:pPr>
+        <w:spacing w:before="0" w:after="0"/>
+      </w:pPr>
     </w:p>
     <w:bookmarkEnd w:id="20"/>
     <w:bookmarkStart w:id="24" w:name="第-8-题"/>
@@ -7866,7 +7932,7 @@
         </w:rPr>
         <w:drawing>
           <wp:inline>
-            <wp:extent cx="2971800" cy="2476500"/>
+            <wp:extent cx="2971800" cy="2413000"/>
             <wp:effectExtent b="0" l="0" r="0" t="0"/>
             <wp:docPr descr="" title="" id="22" name="Picture"/>
             <a:graphic>
@@ -7887,7 +7953,7 @@
                   <pic:spPr bwMode="auto">
                     <a:xfrm>
                       <a:off x="0" y="0"/>
-                      <a:ext cx="2971800" cy="2476500"/>
+                      <a:ext cx="2971800" cy="2413000"/>
                     </a:xfrm>
                     <a:prstGeom prst="rect">
                       <a:avLst/>
@@ -8110,6 +8176,46 @@
         </w:rPr>
         <w:t>。</w:t>
       </w:r>
+    </w:p>
+    <w:p>
+      <w:pPr>
+        <w:spacing w:before="0" w:after="0"/>
+      </w:pPr>
+    </w:p>
+    <w:p>
+      <w:pPr>
+        <w:spacing w:before="0" w:after="0"/>
+      </w:pPr>
+    </w:p>
+    <w:p>
+      <w:pPr>
+        <w:spacing w:before="0" w:after="0"/>
+      </w:pPr>
+    </w:p>
+    <w:p>
+      <w:pPr>
+        <w:spacing w:before="0" w:after="0"/>
+      </w:pPr>
+    </w:p>
+    <w:p>
+      <w:pPr>
+        <w:spacing w:before="0" w:after="0"/>
+      </w:pPr>
+    </w:p>
+    <w:p>
+      <w:pPr>
+        <w:spacing w:before="0" w:after="0"/>
+      </w:pPr>
+    </w:p>
+    <w:p>
+      <w:pPr>
+        <w:spacing w:before="0" w:after="0"/>
+      </w:pPr>
+    </w:p>
+    <w:p>
+      <w:pPr>
+        <w:spacing w:before="0" w:after="0"/>
+      </w:pPr>
     </w:p>
     <w:bookmarkEnd w:id="24"/>
     <w:bookmarkStart w:id="31" w:name="第-9-题"/>
@@ -8996,7 +9102,7 @@
         </w:rPr>
         <w:drawing>
           <wp:inline>
-            <wp:extent cx="3600000" cy="1850467"/>
+            <wp:extent cx="3600000" cy="1825234"/>
             <wp:effectExtent b="0" l="0" r="0" t="0"/>
             <wp:docPr descr="" title="" id="29" name="Picture"/>
             <a:graphic>
@@ -9017,7 +9123,7 @@
                   <pic:spPr bwMode="auto">
                     <a:xfrm>
                       <a:off x="0" y="0"/>
-                      <a:ext cx="3600000" cy="1850467"/>
+                      <a:ext cx="3600000" cy="1825234"/>
                     </a:xfrm>
                     <a:prstGeom prst="rect">
                       <a:avLst/>
@@ -9035,6 +9141,46 @@
           </wp:inline>
         </w:drawing>
       </w:r>
+    </w:p>
+    <w:p>
+      <w:pPr>
+        <w:spacing w:before="0" w:after="0"/>
+      </w:pPr>
+    </w:p>
+    <w:p>
+      <w:pPr>
+        <w:spacing w:before="0" w:after="0"/>
+      </w:pPr>
+    </w:p>
+    <w:p>
+      <w:pPr>
+        <w:spacing w:before="0" w:after="0"/>
+      </w:pPr>
+    </w:p>
+    <w:p>
+      <w:pPr>
+        <w:spacing w:before="0" w:after="0"/>
+      </w:pPr>
+    </w:p>
+    <w:p>
+      <w:pPr>
+        <w:spacing w:before="0" w:after="0"/>
+      </w:pPr>
+    </w:p>
+    <w:p>
+      <w:pPr>
+        <w:spacing w:before="0" w:after="0"/>
+      </w:pPr>
+    </w:p>
+    <w:p>
+      <w:pPr>
+        <w:spacing w:before="0" w:after="0"/>
+      </w:pPr>
+    </w:p>
+    <w:p>
+      <w:pPr>
+        <w:spacing w:before="0" w:after="0"/>
+      </w:pPr>
     </w:p>
     <w:bookmarkEnd w:id="31"/>
     <w:bookmarkStart w:id="32" w:name="第-10-题"/>
@@ -9931,6 +10077,31 @@
         </w:rPr>
         <w:t xml:space="preserve">。</w:t>
       </w:r>
+    </w:p>
+    <w:p>
+      <w:pPr>
+        <w:spacing w:before="0" w:after="0"/>
+      </w:pPr>
+    </w:p>
+    <w:p>
+      <w:pPr>
+        <w:spacing w:before="0" w:after="0"/>
+      </w:pPr>
+    </w:p>
+    <w:p>
+      <w:pPr>
+        <w:spacing w:before="0" w:after="0"/>
+      </w:pPr>
+    </w:p>
+    <w:p>
+      <w:pPr>
+        <w:spacing w:before="0" w:after="0"/>
+      </w:pPr>
+    </w:p>
+    <w:p>
+      <w:pPr>
+        <w:spacing w:before="0" w:after="0"/>
+      </w:pPr>
     </w:p>
     <w:bookmarkEnd w:id="32"/>
     <w:bookmarkStart w:id="33" w:name="第-11-题"/>
@@ -11319,6 +11490,46 @@
         <w:t>）</w:t>
       </w:r>
     </w:p>
+    <w:p>
+      <w:pPr>
+        <w:spacing w:before="0" w:after="0"/>
+      </w:pPr>
+    </w:p>
+    <w:p>
+      <w:pPr>
+        <w:spacing w:before="0" w:after="0"/>
+      </w:pPr>
+    </w:p>
+    <w:p>
+      <w:pPr>
+        <w:spacing w:before="0" w:after="0"/>
+      </w:pPr>
+    </w:p>
+    <w:p>
+      <w:pPr>
+        <w:spacing w:before="0" w:after="0"/>
+      </w:pPr>
+    </w:p>
+    <w:p>
+      <w:pPr>
+        <w:spacing w:before="0" w:after="0"/>
+      </w:pPr>
+    </w:p>
+    <w:p>
+      <w:pPr>
+        <w:spacing w:before="0" w:after="0"/>
+      </w:pPr>
+    </w:p>
+    <w:p>
+      <w:pPr>
+        <w:spacing w:before="0" w:after="0"/>
+      </w:pPr>
+    </w:p>
+    <w:p>
+      <w:pPr>
+        <w:spacing w:before="0" w:after="0"/>
+      </w:pPr>
+    </w:p>
     <w:bookmarkEnd w:id="34"/>
     <w:bookmarkStart w:id="35" w:name="第-12-题"/>
     <w:p>
@@ -11597,6 +11808,16 @@
         </w:rPr>
         <w:t xml:space="preserve">其聚合方式和聚苯乙烯相同</w:t>
       </w:r>
+    </w:p>
+    <w:p>
+      <w:pPr>
+        <w:spacing w:before="0" w:after="0"/>
+      </w:pPr>
+    </w:p>
+    <w:p>
+      <w:pPr>
+        <w:spacing w:before="0" w:after="0"/>
+      </w:pPr>
     </w:p>
     <w:bookmarkEnd w:id="35"/>
     <w:bookmarkStart w:id="36" w:name="第-13-题"/>
@@ -11982,6 +12203,16 @@
         </w:rPr>
         <w:t xml:space="preserve">可以使紫色石蕊试液变红</w:t>
       </w:r>
+    </w:p>
+    <w:p>
+      <w:pPr>
+        <w:spacing w:before="0" w:after="0"/>
+      </w:pPr>
+    </w:p>
+    <w:p>
+      <w:pPr>
+        <w:spacing w:before="0" w:after="0"/>
+      </w:pPr>
     </w:p>
     <w:bookmarkEnd w:id="36"/>
     <w:bookmarkStart w:id="37" w:name="第-14-题"/>
@@ -13394,6 +13625,46 @@
         <w:t>。</w:t>
       </w:r>
     </w:p>
+    <w:p>
+      <w:pPr>
+        <w:spacing w:before="0" w:after="0"/>
+      </w:pPr>
+    </w:p>
+    <w:p>
+      <w:pPr>
+        <w:spacing w:before="0" w:after="0"/>
+      </w:pPr>
+    </w:p>
+    <w:p>
+      <w:pPr>
+        <w:spacing w:before="0" w:after="0"/>
+      </w:pPr>
+    </w:p>
+    <w:p>
+      <w:pPr>
+        <w:spacing w:before="0" w:after="0"/>
+      </w:pPr>
+    </w:p>
+    <w:p>
+      <w:pPr>
+        <w:spacing w:before="0" w:after="0"/>
+      </w:pPr>
+    </w:p>
+    <w:p>
+      <w:pPr>
+        <w:spacing w:before="0" w:after="0"/>
+      </w:pPr>
+    </w:p>
+    <w:p>
+      <w:pPr>
+        <w:spacing w:before="0" w:after="0"/>
+      </w:pPr>
+    </w:p>
+    <w:p>
+      <w:pPr>
+        <w:spacing w:before="0" w:after="0"/>
+      </w:pPr>
+    </w:p>
     <w:bookmarkEnd w:id="37"/>
     <w:bookmarkStart w:id="38" w:name="第-15-题"/>
     <w:p>
@@ -14238,6 +14509,46 @@
         </w:rPr>
         <w:t xml:space="preserve"> ____。</w:t>
       </w:r>
+    </w:p>
+    <w:p>
+      <w:pPr>
+        <w:spacing w:before="0" w:after="0"/>
+      </w:pPr>
+    </w:p>
+    <w:p>
+      <w:pPr>
+        <w:spacing w:before="0" w:after="0"/>
+      </w:pPr>
+    </w:p>
+    <w:p>
+      <w:pPr>
+        <w:spacing w:before="0" w:after="0"/>
+      </w:pPr>
+    </w:p>
+    <w:p>
+      <w:pPr>
+        <w:spacing w:before="0" w:after="0"/>
+      </w:pPr>
+    </w:p>
+    <w:p>
+      <w:pPr>
+        <w:spacing w:before="0" w:after="0"/>
+      </w:pPr>
+    </w:p>
+    <w:p>
+      <w:pPr>
+        <w:spacing w:before="0" w:after="0"/>
+      </w:pPr>
+    </w:p>
+    <w:p>
+      <w:pPr>
+        <w:spacing w:before="0" w:after="0"/>
+      </w:pPr>
+    </w:p>
+    <w:p>
+      <w:pPr>
+        <w:spacing w:before="0" w:after="0"/>
+      </w:pPr>
     </w:p>
     <w:bookmarkEnd w:id="38"/>
     <w:bookmarkStart w:id="45" w:name="第-16-题"/>
@@ -15161,7 +15472,7 @@
         </w:rPr>
         <w:drawing>
           <wp:inline>
-            <wp:extent cx="3600000" cy="1516981"/>
+            <wp:extent cx="3600000" cy="1494340"/>
             <wp:effectExtent b="0" l="0" r="0" t="0"/>
             <wp:docPr descr="" title="" id="40" name="Picture"/>
             <a:graphic>
@@ -15182,7 +15493,7 @@
                   <pic:spPr bwMode="auto">
                     <a:xfrm>
                       <a:off x="0" y="0"/>
-                      <a:ext cx="3600000" cy="1516981"/>
+                      <a:ext cx="3600000" cy="1494340"/>
                     </a:xfrm>
                     <a:prstGeom prst="rect">
                       <a:avLst/>
@@ -15312,206 +15623,43 @@
     </w:p>
     <w:p>
       <w:pPr>
-        <w:pStyle w:val="BlockText"/>
-      </w:pPr>
-      <w:r>
-        <w:rPr>
-          <w:rFonts w:hint="eastAsia" w:ascii="Times New Roman" w:hAnsi="Times New Roman" w:eastAsia="FangSong" w:cs="Times New Roman"/>
-          <w:b/>
-          <w:bCs/>
-        </w:rPr>
-        <w:t xml:space="preserve">校勘注</w:t>
-      </w:r>
-      <w:r>
-        <w:rPr>
-          <w:rFonts w:hint="eastAsia" w:ascii="Times New Roman" w:hAnsi="Times New Roman" w:eastAsia="Times New Roman" w:cs="Times New Roman"/>
-        </w:rPr>
-        <w:t>：</w:t>
-      </w:r>
-      <w:r>
-        <w:rPr>
-          <w:rFonts w:hint="eastAsia" w:ascii="Times New Roman" w:hAnsi="Times New Roman" w:eastAsia="FangSong" w:cs="Times New Roman"/>
-        </w:rPr>
-        <w:t>题面</w:t>
-      </w:r>
-      <w:r>
-        <w:rPr>
-          <w:rFonts w:ascii="Times New Roman" w:hAnsi="Times New Roman" w:eastAsia="Times New Roman" w:cs="Times New Roman"/>
-        </w:rPr>
-        <w:t xml:space="preserve"> (3) </w:t>
-      </w:r>
-      <w:r>
-        <w:rPr>
-          <w:rFonts w:hint="eastAsia" w:ascii="Times New Roman" w:hAnsi="Times New Roman" w:eastAsia="FangSong" w:cs="Times New Roman"/>
-        </w:rPr>
-        <w:t xml:space="preserve">苷羟基括注</w:t>
-      </w:r>
-      <w:r>
-        <w:rPr>
-          <w:rFonts w:ascii="Times New Roman" w:hAnsi="Times New Roman" w:eastAsia="Times New Roman" w:cs="Times New Roman"/>
-        </w:rPr>
-        <w:t xml:space="preserve"> </w:t>
-      </w:r>
-      <m:oMath>
-        <m:oMathPr>
-          <m:ctrlPr>
-            <w:rPr>
-              <w:sz w:val="28"/>
-              <w:szCs w:val="28"/>
-            </w:rPr>
-          </m:ctrlPr>
-        </m:oMathPr>
-        <m:r>
-          <m:rPr>
-            <m:sty m:val="p"/>
-          </m:rPr>
-          <m:t>—</m:t>
-        </m:r>
-        <m:r>
-          <m:t>O</m:t>
-        </m:r>
-        <m:r>
-          <m:rPr>
-            <m:sty m:val="p"/>
-          </m:rPr>
-          <m:t>—</m:t>
-        </m:r>
-        <m:r>
-          <m:t>C</m:t>
-        </m:r>
-        <m:r>
-          <m:rPr>
-            <m:sty m:val="p"/>
-          </m:rPr>
-          <m:t>—</m:t>
-        </m:r>
-        <m:r>
-          <m:t>O</m:t>
-        </m:r>
-        <m:r>
-          <m:t>H</m:t>
-        </m:r>
-      </m:oMath>
-      <w:r>
-        <w:rPr>
-          <w:rFonts w:ascii="Times New Roman" w:hAnsi="Times New Roman" w:eastAsia="Times New Roman" w:cs="Times New Roman"/>
-        </w:rPr>
-        <w:t xml:space="preserve"> </w:t>
-      </w:r>
-      <w:r>
-        <w:rPr>
-          <w:rFonts w:hint="eastAsia" w:ascii="Times New Roman" w:hAnsi="Times New Roman" w:eastAsia="FangSong" w:cs="Times New Roman"/>
-        </w:rPr>
-        <w:t>原书为片段图</w:t>
-      </w:r>
-      <w:r>
-        <w:rPr>
-          <w:rFonts w:hint="eastAsia" w:ascii="Times New Roman" w:hAnsi="Times New Roman" w:eastAsia="Times New Roman" w:cs="Times New Roman"/>
-        </w:rPr>
-        <w:t>，</w:t>
-      </w:r>
-      <w:r>
-        <w:rPr>
-          <w:rFonts w:hint="eastAsia" w:ascii="Times New Roman" w:hAnsi="Times New Roman" w:eastAsia="FangSong" w:cs="Times New Roman"/>
-        </w:rPr>
-        <w:t>此处保留文字转写</w:t>
-      </w:r>
-      <w:r>
-        <w:rPr>
-          <w:rFonts w:hint="eastAsia" w:ascii="Times New Roman" w:hAnsi="Times New Roman" w:eastAsia="Times New Roman" w:cs="Times New Roman"/>
-        </w:rPr>
-        <w:t>；</w:t>
-      </w:r>
-      <w:r>
-        <w:rPr>
-          <w:rFonts w:hint="eastAsia" w:ascii="Times New Roman" w:hAnsi="Times New Roman" w:eastAsia="FangSong" w:cs="Times New Roman"/>
-        </w:rPr>
-        <w:t>紧随</w:t>
-      </w:r>
-      <w:r>
-        <w:rPr>
-          <w:rFonts w:ascii="Times New Roman" w:hAnsi="Times New Roman" w:eastAsia="Times New Roman" w:cs="Times New Roman"/>
-        </w:rPr>
-        <w:t xml:space="preserve"> (3) </w:t>
-      </w:r>
-      <w:r>
-        <w:rPr>
-          <w:rFonts w:hint="eastAsia" w:ascii="Times New Roman" w:hAnsi="Times New Roman" w:eastAsia="FangSong" w:cs="Times New Roman"/>
-        </w:rPr>
-        <w:t>之后的第二张图</w:t>
-      </w:r>
-      <w:r>
-        <w:rPr>
-          <w:rFonts w:hint="eastAsia" w:ascii="Times New Roman" w:hAnsi="Times New Roman" w:eastAsia="Times New Roman" w:cs="Times New Roman"/>
-        </w:rPr>
-        <w:t>（</w:t>
-      </w:r>
-      <w:r>
-        <w:rPr>
-          <w:rFonts w:hint="eastAsia" w:ascii="Times New Roman" w:hAnsi="Times New Roman" w:eastAsia="FangSong" w:cs="Times New Roman"/>
-        </w:rPr>
-        <w:t>蔗糖结构</w:t>
-      </w:r>
-      <w:r>
-        <w:rPr>
-          <w:rFonts w:hint="eastAsia" w:ascii="Times New Roman" w:hAnsi="Times New Roman" w:eastAsia="Times New Roman" w:cs="Times New Roman"/>
-        </w:rPr>
-        <w:t>）</w:t>
-      </w:r>
-      <w:r>
-        <w:rPr>
-          <w:rFonts w:hint="eastAsia" w:ascii="Times New Roman" w:hAnsi="Times New Roman" w:eastAsia="FangSong" w:cs="Times New Roman"/>
-        </w:rPr>
-        <w:t>实为</w:t>
-      </w:r>
-      <w:r>
-        <w:rPr>
-          <w:rFonts w:ascii="Times New Roman" w:hAnsi="Times New Roman" w:eastAsia="Times New Roman" w:cs="Times New Roman"/>
-        </w:rPr>
-        <w:t xml:space="preserve"> (4)</w:t>
-      </w:r>
-      <w:r>
-        <w:rPr>
-          <w:rFonts w:hint="eastAsia" w:ascii="Times New Roman" w:hAnsi="Times New Roman" w:eastAsia="Times New Roman" w:cs="Times New Roman"/>
-        </w:rPr>
-        <w:t>“</w:t>
-      </w:r>
-      <w:r>
-        <w:rPr>
-          <w:rFonts w:hint="eastAsia" w:ascii="Times New Roman" w:hAnsi="Times New Roman" w:eastAsia="FangSong" w:cs="Times New Roman"/>
-        </w:rPr>
-        <w:t>结构如下图所示</w:t>
-      </w:r>
-      <w:r>
-        <w:rPr>
-          <w:rFonts w:hint="eastAsia" w:ascii="Times New Roman" w:hAnsi="Times New Roman" w:eastAsia="Times New Roman" w:cs="Times New Roman"/>
-        </w:rPr>
-        <w:t>”</w:t>
-      </w:r>
-      <w:r>
-        <w:rPr>
-          <w:rFonts w:hint="eastAsia" w:ascii="Times New Roman" w:hAnsi="Times New Roman" w:eastAsia="FangSong" w:cs="Times New Roman"/>
-        </w:rPr>
-        <w:t>之图</w:t>
-      </w:r>
-      <w:r>
-        <w:rPr>
-          <w:rFonts w:hint="eastAsia" w:ascii="Times New Roman" w:hAnsi="Times New Roman" w:eastAsia="Times New Roman" w:cs="Times New Roman"/>
-        </w:rPr>
-        <w:t>，</w:t>
-      </w:r>
-      <w:r>
-        <w:rPr>
-          <w:rFonts w:hint="eastAsia" w:ascii="Times New Roman" w:hAnsi="Times New Roman" w:eastAsia="FangSong" w:cs="Times New Roman"/>
-        </w:rPr>
-        <w:t>已按内容归位</w:t>
-      </w:r>
-      <w:r>
-        <w:rPr>
-          <w:rFonts w:hint="eastAsia" w:ascii="Times New Roman" w:hAnsi="Times New Roman" w:eastAsia="Times New Roman" w:cs="Times New Roman"/>
-        </w:rPr>
-        <w:t>。</w:t>
-      </w:r>
+        <w:spacing w:before="0" w:after="0"/>
+      </w:pPr>
+    </w:p>
+    <w:p>
+      <w:pPr>
+        <w:spacing w:before="0" w:after="0"/>
+      </w:pPr>
+    </w:p>
+    <w:p>
+      <w:pPr>
+        <w:spacing w:before="0" w:after="0"/>
+      </w:pPr>
+    </w:p>
+    <w:p>
+      <w:pPr>
+        <w:spacing w:before="0" w:after="0"/>
+      </w:pPr>
+    </w:p>
+    <w:p>
+      <w:pPr>
+        <w:spacing w:before="0" w:after="0"/>
+      </w:pPr>
+    </w:p>
+    <w:p>
+      <w:pPr>
+        <w:spacing w:before="0" w:after="0"/>
+      </w:pPr>
+    </w:p>
+    <w:p>
+      <w:pPr>
+        <w:spacing w:before="0" w:after="0"/>
+      </w:pPr>
+    </w:p>
+    <w:p>
+      <w:pPr>
+        <w:spacing w:before="0" w:after="0"/>
+      </w:pPr>
     </w:p>
     <w:bookmarkEnd w:id="45"/>
     <w:bookmarkStart w:id="67" w:name="第-17-题"/>
@@ -15639,7 +15787,7 @@
         </w:rPr>
         <w:drawing>
           <wp:inline>
-            <wp:extent cx="1800000" cy="3109090"/>
+            <wp:extent cx="1571628" cy="3109090"/>
             <wp:effectExtent b="0" l="0" r="0" t="0"/>
             <wp:docPr descr="" title="" id="47" name="Picture"/>
             <a:graphic>
@@ -15660,7 +15808,7 @@
                   <pic:spPr bwMode="auto">
                     <a:xfrm>
                       <a:off x="0" y="0"/>
-                      <a:ext cx="1800000" cy="3109090"/>
+                      <a:ext cx="1571628" cy="3109090"/>
                     </a:xfrm>
                     <a:prstGeom prst="rect">
                       <a:avLst/>
@@ -15691,7 +15839,7 @@
         </w:rPr>
         <w:drawing>
           <wp:inline>
-            <wp:extent cx="2197100" cy="2374900"/>
+            <wp:extent cx="2113922" cy="2374900"/>
             <wp:effectExtent b="0" l="0" r="0" t="0"/>
             <wp:docPr descr="" title="" id="50" name="Picture"/>
             <a:graphic>
@@ -15712,7 +15860,7 @@
                   <pic:spPr bwMode="auto">
                     <a:xfrm>
                       <a:off x="0" y="0"/>
-                      <a:ext cx="2197100" cy="2374900"/>
+                      <a:ext cx="2113922" cy="2374900"/>
                     </a:xfrm>
                     <a:prstGeom prst="rect">
                       <a:avLst/>
@@ -15743,7 +15891,7 @@
         </w:rPr>
         <w:drawing>
           <wp:inline>
-            <wp:extent cx="3048000" cy="2451100"/>
+            <wp:extent cx="3048000" cy="2407004"/>
             <wp:effectExtent b="0" l="0" r="0" t="0"/>
             <wp:docPr descr="" title="" id="53" name="Picture"/>
             <a:graphic>
@@ -15764,7 +15912,7 @@
                   <pic:spPr bwMode="auto">
                     <a:xfrm>
                       <a:off x="0" y="0"/>
-                      <a:ext cx="3048000" cy="2451100"/>
+                      <a:ext cx="3048000" cy="2407004"/>
                     </a:xfrm>
                     <a:prstGeom prst="rect">
                       <a:avLst/>
@@ -15795,7 +15943,7 @@
         </w:rPr>
         <w:drawing>
           <wp:inline>
-            <wp:extent cx="1536700" cy="3429000"/>
+            <wp:extent cx="1500996" cy="3429000"/>
             <wp:effectExtent b="0" l="0" r="0" t="0"/>
             <wp:docPr descr="" title="" id="56" name="Picture"/>
             <a:graphic>
@@ -15816,7 +15964,7 @@
                   <pic:spPr bwMode="auto">
                     <a:xfrm>
                       <a:off x="0" y="0"/>
-                      <a:ext cx="1536700" cy="3429000"/>
+                      <a:ext cx="1500996" cy="3429000"/>
                     </a:xfrm>
                     <a:prstGeom prst="rect">
                       <a:avLst/>
@@ -15899,7 +16047,7 @@
         </w:rPr>
         <w:drawing>
           <wp:inline>
-            <wp:extent cx="2019300" cy="2374900"/>
+            <wp:extent cx="2019300" cy="2360221"/>
             <wp:effectExtent b="0" l="0" r="0" t="0"/>
             <wp:docPr descr="" title="" id="62" name="Picture"/>
             <a:graphic>
@@ -15920,7 +16068,7 @@
                   <pic:spPr bwMode="auto">
                     <a:xfrm>
                       <a:off x="0" y="0"/>
-                      <a:ext cx="2019300" cy="2374900"/>
+                      <a:ext cx="2019300" cy="2360221"/>
                     </a:xfrm>
                     <a:prstGeom prst="rect">
                       <a:avLst/>
@@ -15991,6 +16139,21 @@
         </w:drawing>
       </w:r>
     </w:p>
+    <w:p>
+      <w:pPr>
+        <w:spacing w:before="0" w:after="0"/>
+      </w:pPr>
+    </w:p>
+    <w:p>
+      <w:pPr>
+        <w:spacing w:before="0" w:after="0"/>
+      </w:pPr>
+    </w:p>
+    <w:p>
+      <w:pPr>
+        <w:spacing w:before="0" w:after="0"/>
+      </w:pPr>
+    </w:p>
     <w:bookmarkEnd w:id="67"/>
     <w:bookmarkStart w:id="71" w:name="第-18-题"/>
     <w:p>
@@ -16592,6 +16755,46 @@
         <w:t>：</w:t>
       </w:r>
     </w:p>
+    <w:p>
+      <w:pPr>
+        <w:spacing w:before="0" w:after="0"/>
+      </w:pPr>
+    </w:p>
+    <w:p>
+      <w:pPr>
+        <w:spacing w:before="0" w:after="0"/>
+      </w:pPr>
+    </w:p>
+    <w:p>
+      <w:pPr>
+        <w:spacing w:before="0" w:after="0"/>
+      </w:pPr>
+    </w:p>
+    <w:p>
+      <w:pPr>
+        <w:spacing w:before="0" w:after="0"/>
+      </w:pPr>
+    </w:p>
+    <w:p>
+      <w:pPr>
+        <w:spacing w:before="0" w:after="0"/>
+      </w:pPr>
+    </w:p>
+    <w:p>
+      <w:pPr>
+        <w:spacing w:before="0" w:after="0"/>
+      </w:pPr>
+    </w:p>
+    <w:p>
+      <w:pPr>
+        <w:spacing w:before="0" w:after="0"/>
+      </w:pPr>
+    </w:p>
+    <w:p>
+      <w:pPr>
+        <w:spacing w:before="0" w:after="0"/>
+      </w:pPr>
+    </w:p>
     <w:bookmarkEnd w:id="71"/>
     <w:bookmarkStart w:id="72" w:name="第-19-题"/>
     <w:p>
@@ -17833,6 +18036,46 @@
         <w:t>。</w:t>
       </w:r>
     </w:p>
+    <w:p>
+      <w:pPr>
+        <w:spacing w:before="0" w:after="0"/>
+      </w:pPr>
+    </w:p>
+    <w:p>
+      <w:pPr>
+        <w:spacing w:before="0" w:after="0"/>
+      </w:pPr>
+    </w:p>
+    <w:p>
+      <w:pPr>
+        <w:spacing w:before="0" w:after="0"/>
+      </w:pPr>
+    </w:p>
+    <w:p>
+      <w:pPr>
+        <w:spacing w:before="0" w:after="0"/>
+      </w:pPr>
+    </w:p>
+    <w:p>
+      <w:pPr>
+        <w:spacing w:before="0" w:after="0"/>
+      </w:pPr>
+    </w:p>
+    <w:p>
+      <w:pPr>
+        <w:spacing w:before="0" w:after="0"/>
+      </w:pPr>
+    </w:p>
+    <w:p>
+      <w:pPr>
+        <w:spacing w:before="0" w:after="0"/>
+      </w:pPr>
+    </w:p>
+    <w:p>
+      <w:pPr>
+        <w:spacing w:before="0" w:after="0"/>
+      </w:pPr>
+    </w:p>
     <w:bookmarkEnd w:id="72"/>
     <w:bookmarkStart w:id="88" w:name="第-20-题"/>
     <w:p>
@@ -17959,7 +18202,7 @@
         </w:rPr>
         <w:drawing>
           <wp:inline>
-            <wp:extent cx="1714500" cy="1422400"/>
+            <wp:extent cx="1709615" cy="1422400"/>
             <wp:effectExtent b="0" l="0" r="0" t="0"/>
             <wp:docPr descr="" title="" id="74" name="Picture"/>
             <a:graphic>
@@ -17980,7 +18223,7 @@
                   <pic:spPr bwMode="auto">
                     <a:xfrm>
                       <a:off x="0" y="0"/>
-                      <a:ext cx="1714500" cy="1422400"/>
+                      <a:ext cx="1709615" cy="1422400"/>
                     </a:xfrm>
                     <a:prstGeom prst="rect">
                       <a:avLst/>
@@ -18028,7 +18271,7 @@
         </w:rPr>
         <w:drawing>
           <wp:inline>
-            <wp:extent cx="2235200" cy="1422400"/>
+            <wp:extent cx="2235200" cy="1380565"/>
             <wp:effectExtent b="0" l="0" r="0" t="0"/>
             <wp:docPr descr="" title="" id="77" name="Picture"/>
             <a:graphic>
@@ -18049,7 +18292,7 @@
                   <pic:spPr bwMode="auto">
                     <a:xfrm>
                       <a:off x="0" y="0"/>
-                      <a:ext cx="2235200" cy="1422400"/>
+                      <a:ext cx="2235200" cy="1380565"/>
                     </a:xfrm>
                     <a:prstGeom prst="rect">
                       <a:avLst/>
@@ -18097,7 +18340,7 @@
         </w:rPr>
         <w:drawing>
           <wp:inline>
-            <wp:extent cx="3225800" cy="1397000"/>
+            <wp:extent cx="3225800" cy="1333500"/>
             <wp:effectExtent b="0" l="0" r="0" t="0"/>
             <wp:docPr descr="" title="" id="80" name="Picture"/>
             <a:graphic>
@@ -18118,7 +18361,7 @@
                   <pic:spPr bwMode="auto">
                     <a:xfrm>
                       <a:off x="0" y="0"/>
-                      <a:ext cx="3225800" cy="1397000"/>
+                      <a:ext cx="3225800" cy="1333500"/>
                     </a:xfrm>
                     <a:prstGeom prst="rect">
                       <a:avLst/>
@@ -18166,7 +18409,7 @@
         </w:rPr>
         <w:drawing>
           <wp:inline>
-            <wp:extent cx="3600000" cy="1185498"/>
+            <wp:extent cx="3600000" cy="1156364"/>
             <wp:effectExtent b="0" l="0" r="0" t="0"/>
             <wp:docPr descr="" title="" id="83" name="Picture"/>
             <a:graphic>
@@ -18187,7 +18430,7 @@
                   <pic:spPr bwMode="auto">
                     <a:xfrm>
                       <a:off x="0" y="0"/>
-                      <a:ext cx="3600000" cy="1185498"/>
+                      <a:ext cx="3600000" cy="1156364"/>
                     </a:xfrm>
                     <a:prstGeom prst="rect">
                       <a:avLst/>
@@ -18235,7 +18478,7 @@
         </w:rPr>
         <w:drawing>
           <wp:inline>
-            <wp:extent cx="3600000" cy="978640"/>
+            <wp:extent cx="3600000" cy="961165"/>
             <wp:effectExtent b="0" l="0" r="0" t="0"/>
             <wp:docPr descr="" title="" id="86" name="Picture"/>
             <a:graphic>
@@ -18256,7 +18499,7 @@
                   <pic:spPr bwMode="auto">
                     <a:xfrm>
                       <a:off x="0" y="0"/>
-                      <a:ext cx="3600000" cy="978640"/>
+                      <a:ext cx="3600000" cy="961165"/>
                     </a:xfrm>
                     <a:prstGeom prst="rect">
                       <a:avLst/>
@@ -18536,6 +18779,46 @@
         </w:rPr>
         <w:t>。</w:t>
       </w:r>
+    </w:p>
+    <w:p>
+      <w:pPr>
+        <w:spacing w:before="0" w:after="0"/>
+      </w:pPr>
+    </w:p>
+    <w:p>
+      <w:pPr>
+        <w:spacing w:before="0" w:after="0"/>
+      </w:pPr>
+    </w:p>
+    <w:p>
+      <w:pPr>
+        <w:spacing w:before="0" w:after="0"/>
+      </w:pPr>
+    </w:p>
+    <w:p>
+      <w:pPr>
+        <w:spacing w:before="0" w:after="0"/>
+      </w:pPr>
+    </w:p>
+    <w:p>
+      <w:pPr>
+        <w:spacing w:before="0" w:after="0"/>
+      </w:pPr>
+    </w:p>
+    <w:p>
+      <w:pPr>
+        <w:spacing w:before="0" w:after="0"/>
+      </w:pPr>
+    </w:p>
+    <w:p>
+      <w:pPr>
+        <w:spacing w:before="0" w:after="0"/>
+      </w:pPr>
+    </w:p>
+    <w:p>
+      <w:pPr>
+        <w:spacing w:before="0" w:after="0"/>
+      </w:pPr>
     </w:p>
     <w:bookmarkEnd w:id="88"/>
     <w:bookmarkStart w:id="89" w:name="第-21-题"/>
@@ -20415,6 +20698,46 @@
         <w:t>。</w:t>
       </w:r>
     </w:p>
+    <w:p>
+      <w:pPr>
+        <w:spacing w:before="0" w:after="0"/>
+      </w:pPr>
+    </w:p>
+    <w:p>
+      <w:pPr>
+        <w:spacing w:before="0" w:after="0"/>
+      </w:pPr>
+    </w:p>
+    <w:p>
+      <w:pPr>
+        <w:spacing w:before="0" w:after="0"/>
+      </w:pPr>
+    </w:p>
+    <w:p>
+      <w:pPr>
+        <w:spacing w:before="0" w:after="0"/>
+      </w:pPr>
+    </w:p>
+    <w:p>
+      <w:pPr>
+        <w:spacing w:before="0" w:after="0"/>
+      </w:pPr>
+    </w:p>
+    <w:p>
+      <w:pPr>
+        <w:spacing w:before="0" w:after="0"/>
+      </w:pPr>
+    </w:p>
+    <w:p>
+      <w:pPr>
+        <w:spacing w:before="0" w:after="0"/>
+      </w:pPr>
+    </w:p>
+    <w:p>
+      <w:pPr>
+        <w:spacing w:before="0" w:after="0"/>
+      </w:pPr>
+    </w:p>
     <w:bookmarkEnd w:id="89"/>
     <w:bookmarkStart w:id="90" w:name="第-22-题"/>
     <w:p>
@@ -21319,6 +21642,31 @@
         <w:t>）</w:t>
       </w:r>
     </w:p>
+    <w:p>
+      <w:pPr>
+        <w:spacing w:before="0" w:after="0"/>
+      </w:pPr>
+    </w:p>
+    <w:p>
+      <w:pPr>
+        <w:spacing w:before="0" w:after="0"/>
+      </w:pPr>
+    </w:p>
+    <w:p>
+      <w:pPr>
+        <w:spacing w:before="0" w:after="0"/>
+      </w:pPr>
+    </w:p>
+    <w:p>
+      <w:pPr>
+        <w:spacing w:before="0" w:after="0"/>
+      </w:pPr>
+    </w:p>
+    <w:p>
+      <w:pPr>
+        <w:spacing w:before="0" w:after="0"/>
+      </w:pPr>
+    </w:p>
     <w:bookmarkEnd w:id="91"/>
     <w:bookmarkStart w:id="92" w:name="第-23-题"/>
     <w:p>
@@ -21631,6 +21979,31 @@
         </w:rPr>
         <w:t>。</w:t>
       </w:r>
+    </w:p>
+    <w:p>
+      <w:pPr>
+        <w:spacing w:before="0" w:after="0"/>
+      </w:pPr>
+    </w:p>
+    <w:p>
+      <w:pPr>
+        <w:spacing w:before="0" w:after="0"/>
+      </w:pPr>
+    </w:p>
+    <w:p>
+      <w:pPr>
+        <w:spacing w:before="0" w:after="0"/>
+      </w:pPr>
+    </w:p>
+    <w:p>
+      <w:pPr>
+        <w:spacing w:before="0" w:after="0"/>
+      </w:pPr>
+    </w:p>
+    <w:p>
+      <w:pPr>
+        <w:spacing w:before="0" w:after="0"/>
+      </w:pPr>
     </w:p>
     <w:bookmarkEnd w:id="92"/>
     <w:bookmarkStart w:id="93" w:name="第-24-题"/>
@@ -22621,6 +22994,31 @@
         <w:t xml:space="preserve">遇淀粉溶液变蓝色</w:t>
       </w:r>
     </w:p>
+    <w:p>
+      <w:pPr>
+        <w:spacing w:before="0" w:after="0"/>
+      </w:pPr>
+    </w:p>
+    <w:p>
+      <w:pPr>
+        <w:spacing w:before="0" w:after="0"/>
+      </w:pPr>
+    </w:p>
+    <w:p>
+      <w:pPr>
+        <w:spacing w:before="0" w:after="0"/>
+      </w:pPr>
+    </w:p>
+    <w:p>
+      <w:pPr>
+        <w:spacing w:before="0" w:after="0"/>
+      </w:pPr>
+    </w:p>
+    <w:p>
+      <w:pPr>
+        <w:spacing w:before="0" w:after="0"/>
+      </w:pPr>
+    </w:p>
     <w:bookmarkEnd w:id="93"/>
     <w:bookmarkStart w:id="94" w:name="第-25-题"/>
     <w:p>
@@ -23400,6 +23798,16 @@
           </m:sup>
         </m:sSubSup>
       </m:oMath>
+    </w:p>
+    <w:p>
+      <w:pPr>
+        <w:spacing w:before="0" w:after="0"/>
+      </w:pPr>
+    </w:p>
+    <w:p>
+      <w:pPr>
+        <w:spacing w:before="0" w:after="0"/>
+      </w:pPr>
     </w:p>
     <w:p>
       <w:pPr>

--- a/00-首页/题组Word/专项卷/二分册/专项卷III-学生版.docx
+++ b/00-首页/题组Word/专项卷/二分册/专项卷III-学生版.docx
@@ -22427,7 +22427,7 @@
                 </m:e>
                 <m:lim>
                   <m:r>
-                    <m:t>​</m:t>
+                    <m:t xml:space="preserve"> </m:t>
                   </m:r>
                 </m:lim>
               </m:limUpp>
@@ -22595,7 +22595,7 @@
                 </m:e>
                 <m:lim>
                   <m:r>
-                    <m:t>​</m:t>
+                    <m:t xml:space="preserve"> </m:t>
                   </m:r>
                 </m:lim>
               </m:limUpp>

--- a/00-首页/题组Word/专项卷/二分册/专项卷III-学生版.docx
+++ b/00-首页/题组Word/专项卷/二分册/专项卷III-学生版.docx
@@ -111,8 +111,8 @@
     <w:p>
       <w:pPr>
         <w:pStyle w:val="FirstParagraph"/>
+        <w:spacing w:before="0" w:after="0"/>
         <w:ind w:left="480" w:hanging="480"/>
-        <w:spacing w:after="0"/>
       </w:pPr>
       <w:r>
         <w:rPr>
@@ -453,8 +453,8 @@
     <w:p>
       <w:pPr>
         <w:pStyle w:val="FirstParagraph"/>
+        <w:spacing w:before="0" w:after="0"/>
         <w:ind w:left="480" w:hanging="480"/>
-        <w:spacing w:before="0" w:after="0"/>
       </w:pPr>
       <w:r>
         <w:rPr>
@@ -739,8 +739,8 @@
     <w:p>
       <w:pPr>
         <w:pStyle w:val="FirstParagraph"/>
+        <w:spacing w:before="0" w:after="0"/>
         <w:ind w:left="480" w:hanging="480"/>
-        <w:spacing w:before="0" w:after="0"/>
       </w:pPr>
       <w:r>
         <w:rPr>
@@ -1019,8 +1019,8 @@
     <w:p>
       <w:pPr>
         <w:pStyle w:val="FirstParagraph"/>
+        <w:spacing w:before="0" w:after="0"/>
         <w:ind w:left="480" w:hanging="480"/>
-        <w:spacing w:before="0" w:after="0"/>
       </w:pPr>
       <w:r>
         <w:rPr>
@@ -1479,8 +1479,8 @@
     <w:p>
       <w:pPr>
         <w:pStyle w:val="FirstParagraph"/>
+        <w:spacing w:before="0" w:after="0"/>
         <w:ind w:left="480" w:hanging="480"/>
-        <w:spacing w:before="0" w:after="180"/>
       </w:pPr>
       <w:r>
         <w:rPr>
@@ -2331,6 +2331,7 @@
     <w:p>
       <w:pPr>
         <w:pStyle w:val="BodyText"/>
+        <w:spacing w:before="0" w:after="0"/>
       </w:pPr>
       <w:r>
         <w:rPr>
@@ -2481,6 +2482,7 @@
     <w:p>
       <w:pPr>
         <w:pStyle w:val="BodyText"/>
+        <w:spacing w:before="0" w:after="0"/>
       </w:pPr>
       <w:r>
         <w:rPr>
@@ -2655,6 +2657,7 @@
     <w:p>
       <w:pPr>
         <w:pStyle w:val="BodyText"/>
+        <w:spacing w:before="0" w:after="0"/>
       </w:pPr>
       <w:r>
         <w:rPr>
@@ -2684,6 +2687,7 @@
     <w:p>
       <w:pPr>
         <w:pStyle w:val="BodyText"/>
+        <w:spacing w:before="0" w:after="0"/>
       </w:pPr>
       <w:r>
         <w:rPr>
@@ -3222,6 +3226,7 @@
     <w:p>
       <w:pPr>
         <w:pStyle w:val="BodyText"/>
+        <w:spacing w:before="0" w:after="0"/>
       </w:pPr>
       <w:r>
         <w:rPr>
@@ -3321,6 +3326,7 @@
     <w:p>
       <w:pPr>
         <w:pStyle w:val="BodyText"/>
+        <w:spacing w:before="0" w:after="0"/>
       </w:pPr>
       <w:r>
         <w:rPr>
@@ -3362,6 +3368,7 @@
     <w:p>
       <w:pPr>
         <w:pStyle w:val="BodyText"/>
+        <w:spacing w:before="0" w:after="0"/>
       </w:pPr>
       <w:r>
         <w:rPr>
@@ -3420,6 +3427,7 @@
     <w:p>
       <w:pPr>
         <w:pStyle w:val="BodyText"/>
+        <w:spacing w:before="0" w:after="0"/>
       </w:pPr>
       <w:r>
         <w:rPr>
@@ -3691,6 +3699,14 @@
       <w:tblPr>
         <w:tblStyle w:val="Table"/>
         <w:tblW w:type="auto" w:w="0"/>
+        <w:tblBorders>
+          <w:top w:val="single" w:sz="12" w:space="0" w:color="000000"/>
+          <w:left w:val="none" w:sz="0" w:space="0" w:color="auto"/>
+          <w:bottom w:val="single" w:sz="12" w:space="0" w:color="000000"/>
+          <w:right w:val="none" w:sz="0" w:space="0" w:color="auto"/>
+          <w:insideH w:val="none" w:sz="0" w:space="0" w:color="auto"/>
+          <w:insideV w:val="none" w:sz="0" w:space="0" w:color="auto"/>
+        </w:tblBorders>
         <w:tblLook w:firstRow="1" w:lastRow="0" w:firstColumn="0" w:lastColumn="0" w:noHBand="0" w:noVBand="0" w:val="0020"/>
       </w:tblPr>
       <w:tblGrid>
@@ -3706,7 +3722,11 @@
           <w:tblHeader w:val="on"/>
         </w:trPr>
         <w:tc>
-          <w:tcPr/>
+          <w:tcPr>
+            <w:tcBorders>
+              <w:bottom w:val="single" w:sz="8" w:space="0" w:color="000000"/>
+            </w:tcBorders>
+          </w:tcPr>
           <w:p>
             <w:pPr>
               <w:pStyle w:val="Compact"/>
@@ -3722,7 +3742,11 @@
           </w:p>
         </w:tc>
         <w:tc>
-          <w:tcPr/>
+          <w:tcPr>
+            <w:tcBorders>
+              <w:bottom w:val="single" w:sz="8" w:space="0" w:color="000000"/>
+            </w:tcBorders>
+          </w:tcPr>
           <w:p>
             <w:pPr>
               <w:pStyle w:val="Compact"/>
@@ -3738,7 +3762,11 @@
           </w:p>
         </w:tc>
         <w:tc>
-          <w:tcPr/>
+          <w:tcPr>
+            <w:tcBorders>
+              <w:bottom w:val="single" w:sz="8" w:space="0" w:color="000000"/>
+            </w:tcBorders>
+          </w:tcPr>
           <w:p>
             <w:pPr>
               <w:pStyle w:val="Compact"/>
@@ -3754,7 +3782,11 @@
           </w:p>
         </w:tc>
         <w:tc>
-          <w:tcPr/>
+          <w:tcPr>
+            <w:tcBorders>
+              <w:bottom w:val="single" w:sz="8" w:space="0" w:color="000000"/>
+            </w:tcBorders>
+          </w:tcPr>
           <w:p>
             <w:pPr>
               <w:pStyle w:val="Compact"/>
@@ -3770,7 +3802,11 @@
           </w:p>
         </w:tc>
         <w:tc>
-          <w:tcPr/>
+          <w:tcPr>
+            <w:tcBorders>
+              <w:bottom w:val="single" w:sz="8" w:space="0" w:color="000000"/>
+            </w:tcBorders>
+          </w:tcPr>
           <w:p>
             <w:pPr>
               <w:pStyle w:val="Compact"/>
@@ -3786,7 +3822,11 @@
           </w:p>
         </w:tc>
         <w:tc>
-          <w:tcPr/>
+          <w:tcPr>
+            <w:tcBorders>
+              <w:bottom w:val="single" w:sz="8" w:space="0" w:color="000000"/>
+            </w:tcBorders>
+          </w:tcPr>
           <w:p>
             <w:pPr>
               <w:pStyle w:val="Compact"/>
@@ -6440,6 +6480,7 @@
     <w:p>
       <w:pPr>
         <w:pStyle w:val="BodyText"/>
+        <w:spacing w:before="0" w:after="0"/>
       </w:pPr>
       <w:r>
         <w:rPr>
@@ -6457,8 +6498,8 @@
     <w:p>
       <w:pPr>
         <w:pStyle w:val="BodyText"/>
+        <w:spacing w:before="0" w:after="0"/>
         <w:ind w:left="480" w:hanging="480"/>
-        <w:spacing w:after="0"/>
       </w:pPr>
       <w:r>
         <w:rPr>
@@ -6482,104 +6523,106 @@
     <w:p>
       <w:pPr>
         <w:pStyle w:val="BodyText"/>
+        <w:spacing w:before="0" w:after="0"/>
         <w:ind w:left="480" w:hanging="480"/>
+      </w:pPr>
+      <w:r>
+        <w:rPr>
+          <w:rFonts w:hint="eastAsia" w:ascii="Times New Roman" w:hAnsi="Times New Roman" w:eastAsia="Times New Roman" w:cs="Times New Roman"/>
+        </w:rPr>
+        <w:t>(A):n</w:t>
+      </w:r>
+    </w:p>
+    <w:p>
+      <w:pPr>
+        <w:pStyle w:val="BodyText"/>
         <w:spacing w:before="0" w:after="0"/>
-      </w:pPr>
-      <w:r>
-        <w:rPr>
-          <w:rFonts w:hint="eastAsia" w:ascii="Times New Roman" w:hAnsi="Times New Roman" w:eastAsia="Times New Roman" w:cs="Times New Roman"/>
-        </w:rPr>
-        <w:t>(A):n</w:t>
+        <w:ind w:left="480" w:hanging="480"/>
+      </w:pPr>
+      <w:r>
+        <w:rPr>
+          <w:rFonts w:hint="eastAsia" w:ascii="Times New Roman" w:hAnsi="Times New Roman" w:eastAsia="Times New Roman" w:cs="Times New Roman"/>
+        </w:rPr>
+        <w:t>(B):n</w:t>
       </w:r>
     </w:p>
     <w:p>
       <w:pPr>
         <w:pStyle w:val="BodyText"/>
+        <w:spacing w:before="0" w:after="0"/>
         <w:ind w:left="480" w:hanging="480"/>
+      </w:pPr>
+      <w:r>
+        <w:rPr>
+          <w:rFonts w:hint="eastAsia" w:ascii="Times New Roman" w:hAnsi="Times New Roman" w:eastAsia="Times New Roman" w:cs="Times New Roman"/>
+        </w:rPr>
+        <w:t>(C)</w:t>
+      </w:r>
+      <w:r>
+        <w:rPr>
+          <w:rFonts w:ascii="Times New Roman" w:hAnsi="Times New Roman" w:eastAsia="Times New Roman" w:cs="Times New Roman"/>
+        </w:rPr>
+        <w:t xml:space="preserve"> </w:t>
+      </w:r>
+      <w:r>
+        <w:rPr>
+          <w:rFonts w:hint="eastAsia" w:ascii="Times New Roman" w:hAnsi="Times New Roman" w:eastAsia="FangSong" w:cs="Times New Roman"/>
+        </w:rPr>
+        <w:t xml:space="preserve">仍为</w:t>
+      </w:r>
+      <w:r>
+        <w:rPr>
+          <w:rFonts w:ascii="Times New Roman" w:hAnsi="Times New Roman" w:eastAsia="Times New Roman" w:cs="Times New Roman"/>
+        </w:rPr>
+        <w:t xml:space="preserve"> 2:2:1</w:t>
+      </w:r>
+    </w:p>
+    <w:p>
+      <w:pPr>
+        <w:pStyle w:val="BodyText"/>
         <w:spacing w:before="0" w:after="0"/>
       </w:pPr>
       <w:r>
         <w:rPr>
-          <w:rFonts w:hint="eastAsia" w:ascii="Times New Roman" w:hAnsi="Times New Roman" w:eastAsia="Times New Roman" w:cs="Times New Roman"/>
-        </w:rPr>
-        <w:t>(B):n</w:t>
+          <w:rFonts w:ascii="Times New Roman" w:hAnsi="Times New Roman" w:eastAsia="Times New Roman" w:cs="Times New Roman"/>
+        </w:rPr>
+        <w:t xml:space="preserve">C. </w:t>
+      </w:r>
+      <w:r>
+        <w:rPr>
+          <w:rFonts w:hint="eastAsia" w:ascii="Times New Roman" w:hAnsi="Times New Roman" w:eastAsia="FangSong" w:cs="Times New Roman"/>
+        </w:rPr>
+        <w:t>再达平衡时</w:t>
+      </w:r>
+      <w:r>
+        <w:rPr>
+          <w:rFonts w:hint="eastAsia" w:ascii="Times New Roman" w:hAnsi="Times New Roman" w:eastAsia="Times New Roman" w:cs="Times New Roman"/>
+        </w:rPr>
+        <w:t>，C</w:t>
+      </w:r>
+      <w:r>
+        <w:rPr>
+          <w:rFonts w:ascii="Times New Roman" w:hAnsi="Times New Roman" w:eastAsia="Times New Roman" w:cs="Times New Roman"/>
+        </w:rPr>
+        <w:t xml:space="preserve"> </w:t>
+      </w:r>
+      <w:r>
+        <w:rPr>
+          <w:rFonts w:hint="eastAsia" w:ascii="Times New Roman" w:hAnsi="Times New Roman" w:eastAsia="FangSong" w:cs="Times New Roman"/>
+        </w:rPr>
+        <w:t xml:space="preserve">的体积分数将大于</w:t>
+      </w:r>
+      <w:r>
+        <w:rPr>
+          <w:rFonts w:ascii="Times New Roman" w:hAnsi="Times New Roman" w:eastAsia="Times New Roman" w:cs="Times New Roman"/>
+        </w:rPr>
+        <w:t xml:space="preserve"> 20%</w:t>
       </w:r>
     </w:p>
     <w:p>
       <w:pPr>
         <w:pStyle w:val="BodyText"/>
-        <w:ind w:left="480" w:hanging="480"/>
-        <w:spacing w:before="0" w:after="180"/>
-      </w:pPr>
-      <w:r>
-        <w:rPr>
-          <w:rFonts w:hint="eastAsia" w:ascii="Times New Roman" w:hAnsi="Times New Roman" w:eastAsia="Times New Roman" w:cs="Times New Roman"/>
-        </w:rPr>
-        <w:t>(C)</w:t>
-      </w:r>
-      <w:r>
-        <w:rPr>
-          <w:rFonts w:ascii="Times New Roman" w:hAnsi="Times New Roman" w:eastAsia="Times New Roman" w:cs="Times New Roman"/>
-        </w:rPr>
-        <w:t xml:space="preserve"> </w:t>
-      </w:r>
-      <w:r>
-        <w:rPr>
-          <w:rFonts w:hint="eastAsia" w:ascii="Times New Roman" w:hAnsi="Times New Roman" w:eastAsia="FangSong" w:cs="Times New Roman"/>
-        </w:rPr>
-        <w:t xml:space="preserve">仍为</w:t>
-      </w:r>
-      <w:r>
-        <w:rPr>
-          <w:rFonts w:ascii="Times New Roman" w:hAnsi="Times New Roman" w:eastAsia="Times New Roman" w:cs="Times New Roman"/>
-        </w:rPr>
-        <w:t xml:space="preserve"> 2:2:1</w:t>
-      </w:r>
-    </w:p>
-    <w:p>
-      <w:pPr>
-        <w:pStyle w:val="BodyText"/>
-      </w:pPr>
-      <w:r>
-        <w:rPr>
-          <w:rFonts w:ascii="Times New Roman" w:hAnsi="Times New Roman" w:eastAsia="Times New Roman" w:cs="Times New Roman"/>
-        </w:rPr>
-        <w:t xml:space="preserve">C. </w:t>
-      </w:r>
-      <w:r>
-        <w:rPr>
-          <w:rFonts w:hint="eastAsia" w:ascii="Times New Roman" w:hAnsi="Times New Roman" w:eastAsia="FangSong" w:cs="Times New Roman"/>
-        </w:rPr>
-        <w:t>再达平衡时</w:t>
-      </w:r>
-      <w:r>
-        <w:rPr>
-          <w:rFonts w:hint="eastAsia" w:ascii="Times New Roman" w:hAnsi="Times New Roman" w:eastAsia="Times New Roman" w:cs="Times New Roman"/>
-        </w:rPr>
-        <w:t>，C</w:t>
-      </w:r>
-      <w:r>
-        <w:rPr>
-          <w:rFonts w:ascii="Times New Roman" w:hAnsi="Times New Roman" w:eastAsia="Times New Roman" w:cs="Times New Roman"/>
-        </w:rPr>
-        <w:t xml:space="preserve"> </w:t>
-      </w:r>
-      <w:r>
-        <w:rPr>
-          <w:rFonts w:hint="eastAsia" w:ascii="Times New Roman" w:hAnsi="Times New Roman" w:eastAsia="FangSong" w:cs="Times New Roman"/>
-        </w:rPr>
-        <w:t xml:space="preserve">的体积分数将大于</w:t>
-      </w:r>
-      <w:r>
-        <w:rPr>
-          <w:rFonts w:ascii="Times New Roman" w:hAnsi="Times New Roman" w:eastAsia="Times New Roman" w:cs="Times New Roman"/>
-        </w:rPr>
-        <w:t xml:space="preserve"> 20%</w:t>
-      </w:r>
-    </w:p>
-    <w:p>
-      <w:pPr>
-        <w:pStyle w:val="BodyText"/>
+        <w:spacing w:before="0" w:after="0"/>
       </w:pPr>
       <w:r>
         <w:rPr>
@@ -11725,6 +11768,7 @@
     <w:p>
       <w:pPr>
         <w:pStyle w:val="BodyText"/>
+        <w:spacing w:before="0" w:after="0"/>
       </w:pPr>
       <w:r>
         <w:rPr>
@@ -11742,6 +11786,7 @@
     <w:p>
       <w:pPr>
         <w:pStyle w:val="BodyText"/>
+        <w:spacing w:before="0" w:after="0"/>
       </w:pPr>
       <w:r>
         <w:rPr>
@@ -11778,6 +11823,7 @@
     <w:p>
       <w:pPr>
         <w:pStyle w:val="BodyText"/>
+        <w:spacing w:before="0" w:after="0"/>
       </w:pPr>
       <w:r>
         <w:rPr>
@@ -11795,6 +11841,7 @@
     <w:p>
       <w:pPr>
         <w:pStyle w:val="BodyText"/>
+        <w:spacing w:before="0" w:after="0"/>
       </w:pPr>
       <w:r>
         <w:rPr>
@@ -12136,6 +12183,7 @@
     <w:p>
       <w:pPr>
         <w:pStyle w:val="FirstParagraph"/>
+        <w:spacing w:before="0" w:after="0"/>
       </w:pPr>
       <w:r>
         <w:rPr>
@@ -23460,6 +23508,7 @@
     <w:p>
       <w:pPr>
         <w:pStyle w:val="BodyText"/>
+        <w:spacing w:before="0" w:after="0"/>
       </w:pPr>
       <w:r>
         <w:rPr>
@@ -23563,6 +23612,7 @@
     <w:p>
       <w:pPr>
         <w:pStyle w:val="BodyText"/>
+        <w:spacing w:before="0" w:after="0"/>
       </w:pPr>
       <w:r>
         <w:rPr>
@@ -23648,6 +23698,7 @@
     <w:p>
       <w:pPr>
         <w:pStyle w:val="BodyText"/>
+        <w:spacing w:before="0" w:after="0"/>
       </w:pPr>
       <w:r>
         <w:rPr>
@@ -23720,6 +23771,7 @@
     <w:p>
       <w:pPr>
         <w:pStyle w:val="BodyText"/>
+        <w:spacing w:before="0" w:after="0"/>
       </w:pPr>
       <w:r>
         <w:rPr>
@@ -25881,7 +25933,7 @@
     <ns0:rPr>
       <ns0:rFonts ns0:ascii="Times New Roman" ns0:cs="Times New Roman" ns0:eastAsia="SimHei" ns0:hAnsi="Times New Roman"/>
       <ns0:b/>
-      <ns0:color ns0:val="17324D"/>
+      <ns0:color ns0:val="000000"/>
       <ns0:sz ns0:val="44"/>
       <ns0:szCs ns0:val="56"/>
     </ns0:rPr>
@@ -26023,7 +26075,7 @@
     <ns0:rPr>
       <ns0:rFonts ns0:ascii="Times New Roman" ns0:cs="Times New Roman" ns0:eastAsia="SimHei" ns0:hAnsi="Times New Roman"/>
       <ns0:b/>
-      <ns0:color ns0:val="17324D"/>
+      <ns0:color ns0:val="000000"/>
       <ns0:sz ns0:val="32"/>
       <ns0:szCs ns0:val="40"/>
     </ns0:rPr>
@@ -26047,7 +26099,7 @@
     <ns0:rPr>
       <ns0:rFonts ns0:ascii="Times New Roman" ns0:cs="Times New Roman" ns0:eastAsia="SimHei" ns0:hAnsi="Times New Roman"/>
       <ns0:b/>
-      <ns0:color ns0:val="17324D"/>
+      <ns0:color ns0:val="000000"/>
       <ns0:sz ns0:val="28"/>
       <ns0:szCs ns0:val="32"/>
     </ns0:rPr>
@@ -26071,7 +26123,7 @@
     <ns0:rPr>
       <ns0:rFonts ns0:ascii="Times New Roman" ns0:cs="Times New Roman" ns0:eastAsia="SimHei" ns0:hAnsi="Times New Roman"/>
       <ns0:b/>
-      <ns0:color ns0:val="17324D"/>
+      <ns0:color ns0:val="000000"/>
       <ns0:sz ns0:val="25"/>
       <ns0:szCs ns0:val="28"/>
     </ns0:rPr>
